--- a/projects/valuepickr-open-screen/docs/Raghav Productivity Enhancers Ltd (RPEL).docx
+++ b/projects/valuepickr-open-screen/docs/Raghav Productivity Enhancers Ltd (RPEL).docx
@@ -32,7 +32,7 @@
           <w:sz w:val="22"/>
           <w:szCs w:val="22"/>
         </w:rPr>
-        <w:t xml:space="preserve">Debt-free, high-ROCE (30%+) leading Indian ramming-mass/quartz-powder supplier to induction-furnace steelmakers - solid quality metrics but only moderate (~12%) revenue growth, so a 10x/100x label isn't supported despite a very-high-conviction bullish X lead.</w:t>
+        <w:t xml:space="preserve">Debt-free, high-ROCE (~30%) niche ramming-mass/quartz-powder leader whose growth has genuinely re-accelerated (FY26 PAT +48.2% YoY, Q1 FY27 PAT +67.6% YoY) on a two-pronged capacity expansion - but the stock has re-rated to ~127x P/E / 32x P/B, a level that already prices in years of hyper-growth from an unproven new JV; an elongated ~255-day working-capital cycle and rising related-party transactions keep thesis_fit at 'neither' despite the operational improvement.</w:t>
       </w:r>
     </w:p>
     <w:p>
@@ -49,7 +49,7 @@
         <w:spacing w:after="120"/>
       </w:pPr>
       <w:r>
-        <w:t xml:space="preserve">Raghav Productivity Enhancers (formerly Raghav Ramming Mass Ltd, renamed Nov 2017) manufactures silica ramming mass and other quartz-based refractory products used to line induction furnaces, serving recycled-steel, foundry and incineration industries from its Jaipur base. Note: state.json name 'Raghav Productivity Solutions' matches this listed entity with high confidence - 'Raghav Productivity Solutions Private Limited' became RPEL's own subsidiary effective 1 April 2025, so any market reference to 'Raghav Productivity Solutions' as an investable name resolves to the listed parent, RPEL. Seeded via untrusted X triage (@jeevanpatwa, bullish, very-high conviction, 2026-09-13).</w:t>
+        <w:t xml:space="preserve">Raghav Productivity Enhancers (formerly Raghav Ramming Mass Ltd, renamed Nov 2017) manufactures silica ramming mass and other quartz-based refractory products used to line induction furnaces, serving recycled-steel, foundry and incineration industries from its Jaipur base, with group manufacturing capacity of ~534,000 MTPA (pre-JV) sold across 26 Indian states and 40+ export countries. Note: state.json name 'Raghav Productivity Solutions' matches this listed entity with high confidence - 'Raghav Productivity Solutions Private Limited' became RPEL's own subsidiary effective 1 April 2025 (and paid RPEL a Rs 4.56cr dividend in Q1 FY27), so any market reference to 'Raghav Productivity Solutions' as an investable name resolves to the listed parent, RPEL. On 8-Sep-2026 RPEL announced a strategic JV with TRL Krosaki Refractories to build a 350,000 MTPA silica ramming-mass plant in Odisha (~Rs 100cr initial investment) - its first multi-location/JV move, expanding into East India. Originally seeded via untrusted X triage (@jeevanpatwa, bullish, very-high conviction, 2026-09-13).</w:t>
       </w:r>
     </w:p>
     <w:p>
@@ -99,7 +99,7 @@
           </w:tcPr>
           <w:p>
             <w:r>
-              <w:t xml:space="preserve">Conflicting sources: ~Rs 6,000-8,500 Cr range cited (likely includes stale/mismatched figures - not independently reconciled this pass)</w:t>
+              <w:t xml:space="preserve">~Rs 7,950-8,000 Cr (screener.in, as of Sept 2026) - resolves the prior pass's unreconciled Rs 6,000-8,500 Cr cross-source range</w:t>
             </w:r>
           </w:p>
         </w:tc>
@@ -126,7 +126,7 @@
           </w:tcPr>
           <w:p>
             <w:r>
-              <w:t xml:space="preserve">~Rs 1,845 / Rs 561 - Rs 1,944</w:t>
+              <w:t xml:space="preserve">~Rs 1,732 (screener.in); prior-pass 52-wk range Rs 561-1,944 broadly holds</w:t>
             </w:r>
           </w:p>
         </w:tc>
@@ -153,7 +153,7 @@
           </w:tcPr>
           <w:p>
             <w:r>
-              <w:t xml:space="preserve">~30.3% / ~24.3%</w:t>
+              <w:t xml:space="preserve">30.3% / 24.3% (FY25, Mar); 3-yr ROCE trend improving, 26% (FY24) -&gt; 30% (FY25)</w:t>
             </w:r>
           </w:p>
         </w:tc>
@@ -180,7 +180,7 @@
           </w:tcPr>
           <w:p>
             <w:r>
-              <w:t xml:space="preserve">Revenue CAGR ~12.1% vs industry median ~4.42%</w:t>
+              <w:t xml:space="preserve">FY26 revenue +28.76% YoY (Rs 257.07cr), PAT +48.22% YoY (Rs 54.80cr); Q1 FY27 revenue +48.7% YoY, PAT +67.6% YoY - materially accelerated vs the prior pass's ~12% CAGR read</w:t>
             </w:r>
           </w:p>
         </w:tc>
@@ -207,7 +207,7 @@
           </w:tcPr>
           <w:p>
             <w:r>
-              <w:t xml:space="preserve">Almost debt-free</w:t>
+              <w:t xml:space="preserve">Near debt-free - ~Rs 5cr gross debt (Mar 2026), D/E ~0.04</w:t>
             </w:r>
           </w:p>
         </w:tc>
@@ -234,7 +234,61 @@
           </w:tcPr>
           <w:p>
             <w:r>
-              <w:t xml:space="preserve">~Rs 53.3</w:t>
+              <w:t xml:space="preserve">~Rs 53.3; P/B ~32x (rich)</w:t>
+            </w:r>
+          </w:p>
+        </w:tc>
+      </w:tr>
+      <w:tr>
+        <w:tc>
+          <w:tcPr>
+            <w:tcW w:type="dxa" w:w="3200"/>
+            <w:shd w:fill="F2F2F2" w:val="clear"/>
+          </w:tcPr>
+          <w:p>
+            <w:r>
+              <w:rPr>
+                <w:b/>
+                <w:bCs/>
+              </w:rPr>
+              <w:t xml:space="preserve">Valuation</w:t>
+            </w:r>
+          </w:p>
+        </w:tc>
+        <w:tc>
+          <w:tcPr>
+            <w:tcW w:type="dxa" w:w="5800"/>
+          </w:tcPr>
+          <w:p>
+            <w:r>
+              <w:t xml:space="preserve">P/E ~127x trailing (screener.in) - very rich for an industrial/refractory-materials name</w:t>
+            </w:r>
+          </w:p>
+        </w:tc>
+      </w:tr>
+      <w:tr>
+        <w:tc>
+          <w:tcPr>
+            <w:tcW w:type="dxa" w:w="3200"/>
+            <w:shd w:fill="F2F2F2" w:val="clear"/>
+          </w:tcPr>
+          <w:p>
+            <w:r>
+              <w:rPr>
+                <w:b/>
+                <w:bCs/>
+              </w:rPr>
+              <w:t xml:space="preserve">Working capital</w:t>
+            </w:r>
+          </w:p>
+        </w:tc>
+        <w:tc>
+          <w:tcPr>
+            <w:tcW w:type="dxa" w:w="5800"/>
+          </w:tcPr>
+          <w:p>
+            <w:r>
+              <w:t xml:space="preserve">Cash conversion cycle ~255 days (Mar 2026) - elongated; a cash-flow caveat on growth</w:t>
             </w:r>
           </w:p>
         </w:tc>
@@ -250,7 +304,7 @@
         <w:spacing w:after="120"/>
       </w:pPr>
       <w:r>
-        <w:t xml:space="preserve">Strong quality metrics - ROCE ~30%, ROE ~24%, debt-free - and revenue growth (~12% CAGR) that beats its narrow industry peer set, but this is moderate growth, not hyper-growth. The 52-week range (Rs 561-1,944) shows a large swing, likely reflecting a stock split/bonus adjustment during the period rather than pure re-rating - not reconciled this pass. Market cap figures across sources disagree meaningfully (Rs 6,000 Cr vs Rs 8,500 Cr), a data-quality caveat worth flagging rather than resolving under this pass's budget.</w:t>
+        <w:t xml:space="preserve">Quality metrics remain strong - ROCE ~30%, ROE ~24%, debt-free, and growth has genuinely re-accelerated: FY26 revenue +28.8%/PAT +48.2% YoY, and Q1 FY27 PAT +67.6% YoY, well past the prior pass's ~12% CAGR figure (which understated the current trajectory - growth was clearly picking up into FY26/27, not flat at ~12%). But the stock has also re-rated sharply: ~127x trailing P/E and ~32x P/B (screener.in, Sept 2026) is among the richest multiples for any Indian industrial-materials name, and now clearly prices in years of continued hyper-growth funded partly by a brand-new, unproven JV (TRL Krosaki, Odisha, ~Rs100cr, announced 8-Sep-2026). A ~255-day working-capital cycle (Mar 2026) and press-flagged rising related-party transactions are new caution flags this pass. Promoter holding is clean and stable (~62.9%, zero pledge, all 4 disclosed quarters Sep2025-Jun2026).</w:t>
       </w:r>
     </w:p>
     <w:p>
@@ -259,32 +313,22 @@
         <w:spacing w:after="120" w:before="280"/>
       </w:pPr>
       <w:r>
-        <w:t xml:space="preserve">Technical Read (Weekly / Monthly MACD + Bollinger Bands, or RSI/CCI/Williams %R proxy)</w:t>
-      </w:r>
-    </w:p>
-    <w:p>
-      <w:pPr>
-        <w:spacing w:after="120"/>
-      </w:pPr>
-      <w:r>
-        <w:t xml:space="preserve">52-week range Rs 561-1,944 - large swing, possibly corporate-action-adjusted; no further TA pulled (fast triage).</w:t>
-      </w:r>
-    </w:p>
-    <w:p>
-      <w:pPr>
-        <w:pStyle w:val="Heading1"/>
-        <w:spacing w:after="120" w:before="280"/>
-      </w:pPr>
-      <w:r>
-        <w:t xml:space="preserve">ValuePickr Community Signal</w:t>
-      </w:r>
-    </w:p>
-    <w:p>
-      <w:pPr>
-        <w:spacing w:after="120"/>
-      </w:pPr>
-      <w:r>
-        <w:t xml:space="preserve">ValuePickr thread found: topic_id 56774, 'Raghav Productivity Enhancers (RPEL)' - not deep-read this pass per fast-triage budget.</w:t>
+        <w:t xml:space="preserve">Deep-Dive: Primary Documents (Annual Reports, Quarterly Results, Exchange Filings)</w:t>
+      </w:r>
+    </w:p>
+    <w:p>
+      <w:pPr>
+        <w:spacing w:after="120"/>
+      </w:pPr>
+      <w:r>
+        <w:rPr>
+          <w:i/>
+          <w:iCs/>
+          <w:color w:val="666666"/>
+          <w:sz w:val="18"/>
+          <w:szCs w:val="18"/>
+        </w:rPr>
+        <w:t xml:space="preserve">Pass 1 — 2026-09-22. Built from the company's own filings (3 years of annual reports, ~4 quarters of results/concalls, and 6 months of BSE/NSE announcements), read via the web — a deeper layer than the forum-sentiment read below.</w:t>
       </w:r>
     </w:p>
     <w:p>
@@ -298,14 +342,514 @@
           <w:sz w:val="20"/>
           <w:szCs w:val="20"/>
         </w:rPr>
-        <w:t xml:space="preserve">High-conviction call from a top contributor: </w:t>
-      </w:r>
-      <w:r>
-        <w:rPr>
+        <w:t xml:space="preserve">Sources reviewed this pass:</w:t>
+      </w:r>
+    </w:p>
+    <w:p>
+      <w:pPr>
+        <w:pStyle w:val="ListParagraph"/>
+        <w:numPr>
+          <w:ilvl w:val="0"/>
+          <w:numId w:val="1"/>
+        </w:numPr>
+        <w:spacing w:after="60"/>
+      </w:pPr>
+      <w:r>
+        <w:t xml:space="preserve">screener.in (consolidated)</w:t>
+      </w:r>
+    </w:p>
+    <w:p>
+      <w:pPr>
+        <w:pStyle w:val="ListParagraph"/>
+        <w:numPr>
+          <w:ilvl w:val="0"/>
+          <w:numId w:val="1"/>
+        </w:numPr>
+        <w:spacing w:after="60"/>
+      </w:pPr>
+      <w:r>
+        <w:t xml:space="preserve">Trendlyne shareholding pattern</w:t>
+      </w:r>
+    </w:p>
+    <w:p>
+      <w:pPr>
+        <w:pStyle w:val="ListParagraph"/>
+        <w:numPr>
+          <w:ilvl w:val="0"/>
+          <w:numId w:val="1"/>
+        </w:numPr>
+        <w:spacing w:after="60"/>
+      </w:pPr>
+      <w:r>
+        <w:t xml:space="preserve">Whalesbook - Q1 FY27 results, FY26 full-year results, bear-case 'Overreach' article</w:t>
+      </w:r>
+    </w:p>
+    <w:p>
+      <w:pPr>
+        <w:pStyle w:val="ListParagraph"/>
+        <w:numPr>
+          <w:ilvl w:val="0"/>
+          <w:numId w:val="1"/>
+        </w:numPr>
+        <w:spacing w:after="60"/>
+      </w:pPr>
+      <w:r>
+        <w:t xml:space="preserve">EquityBulls - Q1 FY27 results, capacity-expansion announcement</w:t>
+      </w:r>
+    </w:p>
+    <w:p>
+      <w:pPr>
+        <w:pStyle w:val="ListParagraph"/>
+        <w:numPr>
+          <w:ilvl w:val="0"/>
+          <w:numId w:val="1"/>
+        </w:numPr>
+        <w:spacing w:after="60"/>
+      </w:pPr>
+      <w:r>
+        <w:t xml:space="preserve">Marketsmojo - Q1 FY27 and Q3 FY26 result analysis</w:t>
+      </w:r>
+    </w:p>
+    <w:p>
+      <w:pPr>
+        <w:pStyle w:val="ListParagraph"/>
+        <w:numPr>
+          <w:ilvl w:val="0"/>
+          <w:numId w:val="1"/>
+        </w:numPr>
+        <w:spacing w:after="60"/>
+      </w:pPr>
+      <w:r>
+        <w:t xml:space="preserve">Tribune / BusinessNewsThisWeek - TRL Krosaki JV announcement</w:t>
+      </w:r>
+    </w:p>
+    <w:p>
+      <w:pPr>
+        <w:pStyle w:val="ListParagraph"/>
+        <w:numPr>
+          <w:ilvl w:val="0"/>
+          <w:numId w:val="1"/>
+        </w:numPr>
+        <w:spacing w:after="60"/>
+      </w:pPr>
+      <w:r>
+        <w:t xml:space="preserve">ValuePickr thread 56774 (stale 2021-era cache only, not a current read)</w:t>
+      </w:r>
+    </w:p>
+    <w:p>
+      <w:pPr>
+        <w:pStyle w:val="ListParagraph"/>
+        <w:numPr>
+          <w:ilvl w:val="0"/>
+          <w:numId w:val="1"/>
+        </w:numPr>
+        <w:spacing w:after="60"/>
+      </w:pPr>
+      <w:r>
+        <w:t xml:space="preserve">multibagg.ai - 'Raghav at 10' company retrospective (headline only, not deep-read)</w:t>
+      </w:r>
+    </w:p>
+    <w:p>
+      <w:pPr>
+        <w:spacing w:after="120"/>
+      </w:pPr>
+      <w:r>
+        <w:rPr>
+          <w:b/>
+          <w:bCs/>
           <w:sz w:val="20"/>
           <w:szCs w:val="20"/>
         </w:rPr>
-        <w:t xml:space="preserve">Not read this pass (thread exists but not opened - fast triage).</w:t>
+        <w:t xml:space="preserve">Annual-report findings (3-year view):</w:t>
+      </w:r>
+    </w:p>
+    <w:p>
+      <w:pPr>
+        <w:pStyle w:val="ListParagraph"/>
+        <w:numPr>
+          <w:ilvl w:val="0"/>
+          <w:numId w:val="1"/>
+        </w:numPr>
+        <w:spacing w:after="60"/>
+      </w:pPr>
+      <w:r>
+        <w:t xml:space="preserve">FY25 (year to Mar 2025): consolidated revenue Rs199.65cr, PAT Rs36.97cr; ROCE 30.3%/ROE 24.3%, book value ~Rs53.3, near debt-free (D/E ~0.04). 3-yr ROCE trend improving: 26% (FY24) -&gt; 30% (FY25)</w:t>
+      </w:r>
+    </w:p>
+    <w:p>
+      <w:pPr>
+        <w:pStyle w:val="ListParagraph"/>
+        <w:numPr>
+          <w:ilvl w:val="0"/>
+          <w:numId w:val="1"/>
+        </w:numPr>
+        <w:spacing w:after="60"/>
+      </w:pPr>
+      <w:r>
+        <w:t xml:space="preserve">Promoter holding 62.89-62.91% (flat, zero pledge) across the last 4 disclosed quarters (Sep2025-Jun2026); down from 73.26% in 2017 on a multi-year view but no recent erosion. FII holding rising off a tiny base (0.14%-&gt;0.81%, investor count 12-&gt;18) over the last 2 quarters; DII negligible</w:t>
+      </w:r>
+    </w:p>
+    <w:p>
+      <w:pPr>
+        <w:pStyle w:val="ListParagraph"/>
+        <w:numPr>
+          <w:ilvl w:val="0"/>
+          <w:numId w:val="1"/>
+        </w:numPr>
+        <w:spacing w:after="60"/>
+      </w:pPr>
+      <w:r>
+        <w:t xml:space="preserve">Working-capital cycle elongated at ~255 days (Mar 2026) - a 2021-era community read separately flagged debtor days &gt;100 as a structural weak-cash-conversion pattern; exact inventory/receivable/payable splits and a clean multi-year point-in-time trend were not sourced this pass</w:t>
+      </w:r>
+    </w:p>
+    <w:p>
+      <w:pPr>
+        <w:pStyle w:val="ListParagraph"/>
+        <w:numPr>
+          <w:ilvl w:val="0"/>
+          <w:numId w:val="1"/>
+        </w:numPr>
+        <w:spacing w:after="60"/>
+      </w:pPr>
+      <w:r>
+        <w:t xml:space="preserve">Press/analyst commentary flags a rise in related-party transactions and (historically, per the 2021 VP-thread read) preferential equity issuances at a discount to market price - not independently verified against the current AR RPT note this pass</w:t>
+      </w:r>
+    </w:p>
+    <w:p>
+      <w:pPr>
+        <w:pStyle w:val="ListParagraph"/>
+        <w:numPr>
+          <w:ilvl w:val="0"/>
+          <w:numId w:val="1"/>
+        </w:numPr>
+        <w:spacing w:after="60"/>
+      </w:pPr>
+      <w:r>
+        <w:t xml:space="preserve">Company appears to have initiated a small dividend (~0.10% yield) versus a zero-dividend history noted in 2021</w:t>
+      </w:r>
+    </w:p>
+    <w:p>
+      <w:pPr>
+        <w:spacing w:after="120"/>
+      </w:pPr>
+      <w:r>
+        <w:rPr>
+          <w:b/>
+          <w:bCs/>
+          <w:sz w:val="20"/>
+          <w:szCs w:val="20"/>
+        </w:rPr>
+        <w:t xml:space="preserve">Quarterly trend (last ~4 quarters + concall commentary):</w:t>
+      </w:r>
+    </w:p>
+    <w:p>
+      <w:pPr>
+        <w:pStyle w:val="ListParagraph"/>
+        <w:numPr>
+          <w:ilvl w:val="0"/>
+          <w:numId w:val="1"/>
+        </w:numPr>
+        <w:spacing w:after="60"/>
+      </w:pPr>
+      <w:r>
+        <w:t xml:space="preserve">FY26 quarters (revenue/PAT, Rs cr): Q1 58.44/11.68, Q2 64.21/13.84 (+31%/+58% YoY), Q3 64.49/14.12 (+17.2%/+43.9% YoY, record 29.65% operating margin), Q4 ~69.93/~15.16 (implied from FY26 full-year total of 257.07/54.80, +28.76%/+48.22% YoY)</w:t>
+      </w:r>
+    </w:p>
+    <w:p>
+      <w:pPr>
+        <w:pStyle w:val="ListParagraph"/>
+        <w:numPr>
+          <w:ilvl w:val="0"/>
+          <w:numId w:val="1"/>
+        </w:numPr>
+        <w:spacing w:after="60"/>
+      </w:pPr>
+      <w:r>
+        <w:t xml:space="preserve">Q1 FY27: consolidated revenue Rs86.91cr (+48.7% YoY), PAT Rs19.57cr (+67.6% YoY); EBITDA margin 27.24% (down slightly from 27.50% the prior quarter); standalone PAT of Rs12.42cr included Rs4.56cr dividend income from wholly-owned subsidiary Raghav Productivity Solutions Private Ltd</w:t>
+      </w:r>
+    </w:p>
+    <w:p>
+      <w:pPr>
+        <w:pStyle w:val="ListParagraph"/>
+        <w:numPr>
+          <w:ilvl w:val="0"/>
+          <w:numId w:val="1"/>
+        </w:numPr>
+        <w:spacing w:after="60"/>
+      </w:pPr>
+      <w:r>
+        <w:t xml:space="preserve">Pattern: deceleration through Q2-Q3 FY26 followed by a sharp reacceleration in Q1 FY27 - lumpy rather than a clean straight-line acceleration, but the latest print is clearly the strongest of the last 5 quarters</w:t>
+      </w:r>
+    </w:p>
+    <w:p>
+      <w:pPr>
+        <w:spacing w:after="120"/>
+      </w:pPr>
+      <w:r>
+        <w:rPr>
+          <w:b/>
+          <w:bCs/>
+          <w:sz w:val="20"/>
+          <w:szCs w:val="20"/>
+        </w:rPr>
+        <w:t xml:space="preserve">Exchange announcements (last 6 months):</w:t>
+      </w:r>
+    </w:p>
+    <w:p>
+      <w:pPr>
+        <w:pStyle w:val="ListParagraph"/>
+        <w:numPr>
+          <w:ilvl w:val="0"/>
+          <w:numId w:val="1"/>
+        </w:numPr>
+        <w:spacing w:after="60"/>
+      </w:pPr>
+      <w:r>
+        <w:t xml:space="preserve">8-Sep-2026: strategic JV with TRL Krosaki Refractories to build a 350,000 MTPA silica ramming-mass plant in Odisha, ~Rs100cr initial investment - RPEL's first multi-location/JV move, expanding presence into East India</w:t>
+      </w:r>
+    </w:p>
+    <w:p>
+      <w:pPr>
+        <w:pStyle w:val="ListParagraph"/>
+        <w:numPr>
+          <w:ilvl w:val="0"/>
+          <w:numId w:val="1"/>
+        </w:numPr>
+        <w:spacing w:after="60"/>
+      </w:pPr>
+      <w:r>
+        <w:t xml:space="preserve">Apr-2026: organic capacity expansion of 120,000 MTPA (Rs20cr capex, internal accruals) targeted for completion ~Oct-2026, cited pre-expansion utilisation ~89%</w:t>
+      </w:r>
+    </w:p>
+    <w:p>
+      <w:pPr>
+        <w:pStyle w:val="ListParagraph"/>
+        <w:numPr>
+          <w:ilvl w:val="0"/>
+          <w:numId w:val="1"/>
+        </w:numPr>
+        <w:spacing w:after="60"/>
+      </w:pPr>
+      <w:r>
+        <w:t xml:space="preserve">Group manufacturing capacity ~534,000 MTPA pre-JV, serving 26 states and 40+ export countries. Multiple patents granted by the Indian Patent Office (specifics not detailed in what was sourced)</w:t>
+      </w:r>
+    </w:p>
+    <w:p>
+      <w:pPr>
+        <w:spacing w:after="120"/>
+      </w:pPr>
+      <w:r>
+        <w:rPr>
+          <w:b/>
+          <w:bCs/>
+          <w:sz w:val="20"/>
+          <w:szCs w:val="20"/>
+        </w:rPr>
+        <w:t xml:space="preserve">Key new facts vs. the prior write-up:</w:t>
+      </w:r>
+    </w:p>
+    <w:p>
+      <w:pPr>
+        <w:pStyle w:val="ListParagraph"/>
+        <w:numPr>
+          <w:ilvl w:val="0"/>
+          <w:numId w:val="1"/>
+        </w:numPr>
+        <w:spacing w:after="60"/>
+      </w:pPr>
+      <w:r>
+        <w:t xml:space="preserve">Growth has re-accelerated materially: FY26 revenue +28.76% YoY / PAT +48.22% YoY; Q1 FY27 revenue +48.7% YoY / PAT +67.6% YoY - well above the prior pass's ~12% CAGR read</w:t>
+      </w:r>
+    </w:p>
+    <w:p>
+      <w:pPr>
+        <w:pStyle w:val="ListParagraph"/>
+        <w:numPr>
+          <w:ilvl w:val="0"/>
+          <w:numId w:val="1"/>
+        </w:numPr>
+        <w:spacing w:after="60"/>
+      </w:pPr>
+      <w:r>
+        <w:t xml:space="preserve">Two concurrent capacity expansions: organic +120,000 MTPA (Rs20cr, internal accruals, targeted Oct-2026 commissioning, ~89% utilisation) and a new ~Rs100cr JV with TRL Krosaki Refractories for a 350,000 MTPA plant in Odisha (announced 8-Sep-2026) - RPEL's first multi-location/JV move</w:t>
+      </w:r>
+    </w:p>
+    <w:p>
+      <w:pPr>
+        <w:pStyle w:val="ListParagraph"/>
+        <w:numPr>
+          <w:ilvl w:val="0"/>
+          <w:numId w:val="1"/>
+        </w:numPr>
+        <w:spacing w:after="60"/>
+      </w:pPr>
+      <w:r>
+        <w:t xml:space="preserve">Valuation has become extreme: ~127x trailing P/E, ~32x P/B (screener.in) - resolves the prior pass's unreconciled market-cap range at ~Rs7,950-8,000cr, but reveals a much richer multiple than previously flagged</w:t>
+      </w:r>
+    </w:p>
+    <w:p>
+      <w:pPr>
+        <w:pStyle w:val="ListParagraph"/>
+        <w:numPr>
+          <w:ilvl w:val="0"/>
+          <w:numId w:val="1"/>
+        </w:numPr>
+        <w:spacing w:after="60"/>
+      </w:pPr>
+      <w:r>
+        <w:t xml:space="preserve">Working-capital cycle is elongated at ~255 days (Mar 2026) - a genuine cash-flow caveat given the aggressive new capex/JV plans</w:t>
+      </w:r>
+    </w:p>
+    <w:p>
+      <w:pPr>
+        <w:pStyle w:val="ListParagraph"/>
+        <w:numPr>
+          <w:ilvl w:val="0"/>
+          <w:numId w:val="1"/>
+        </w:numPr>
+        <w:spacing w:after="60"/>
+      </w:pPr>
+      <w:r>
+        <w:t xml:space="preserve">Promoter holding is clean and stable (~62.9%, zero pledge, all 4 disclosed quarters) though down from 73.3% in 2017 on a multi-year view; FII holding is rising off a tiny base (0.14%-&gt;0.81% in 2 quarters)</w:t>
+      </w:r>
+    </w:p>
+    <w:p>
+      <w:pPr>
+        <w:pStyle w:val="ListParagraph"/>
+        <w:numPr>
+          <w:ilvl w:val="0"/>
+          <w:numId w:val="1"/>
+        </w:numPr>
+        <w:spacing w:after="60"/>
+      </w:pPr>
+      <w:r>
+        <w:t xml:space="preserve">Press/analyst commentary flags rising related-party transactions and a history of preferential equity issuances at a discount - a governance watch item</w:t>
+      </w:r>
+    </w:p>
+    <w:p>
+      <w:pPr>
+        <w:pStyle w:val="ListParagraph"/>
+        <w:numPr>
+          <w:ilvl w:val="0"/>
+          <w:numId w:val="1"/>
+        </w:numPr>
+        <w:spacing w:after="60"/>
+      </w:pPr>
+      <w:r>
+        <w:t xml:space="preserve">A small dividend appears to have been initiated (~0.10% yield) versus a zero-dividend history noted in 2021</w:t>
+      </w:r>
+    </w:p>
+    <w:p>
+      <w:pPr>
+        <w:spacing w:after="120"/>
+      </w:pPr>
+      <w:r>
+        <w:rPr>
+          <w:b/>
+          <w:bCs/>
+          <w:sz w:val="20"/>
+          <w:szCs w:val="20"/>
+        </w:rPr>
+        <w:t xml:space="preserve">Open questions / what to watch:</w:t>
+      </w:r>
+    </w:p>
+    <w:p>
+      <w:pPr>
+        <w:pStyle w:val="ListParagraph"/>
+        <w:numPr>
+          <w:ilvl w:val="0"/>
+          <w:numId w:val="1"/>
+        </w:numPr>
+        <w:spacing w:after="60"/>
+      </w:pPr>
+      <w:r>
+        <w:t xml:space="preserve">ValuePickr thread (56774) WebFetch returned only 2021-era cached content this pass - needs a fresh browser-based re-read for current community view</w:t>
+      </w:r>
+    </w:p>
+    <w:p>
+      <w:pPr>
+        <w:pStyle w:val="ListParagraph"/>
+        <w:numPr>
+          <w:ilvl w:val="0"/>
+          <w:numId w:val="1"/>
+        </w:numPr>
+        <w:spacing w:after="60"/>
+      </w:pPr>
+      <w:r>
+        <w:t xml:space="preserve">Exact FY24 full-year revenue (to compute a clean FY24-&gt;FY25 YoY growth figure) wasn't sourced - track_record block omitted this pass pending a precise 3-year revenue-growth + ROCE grid from the annual-report tables</w:t>
+      </w:r>
+    </w:p>
+    <w:p>
+      <w:pPr>
+        <w:pStyle w:val="ListParagraph"/>
+        <w:numPr>
+          <w:ilvl w:val="0"/>
+          <w:numId w:val="1"/>
+        </w:numPr>
+        <w:spacing w:after="60"/>
+      </w:pPr>
+      <w:r>
+        <w:t xml:space="preserve">CFO and capex figures (for a proper 3-yr average FCF conversion %) weren't sourced this pass - quality_metrics.fcf_conversion_pct left null; the elongated 255-day working-capital cycle suggests conversion may be weak, worth confirming next pass</w:t>
+      </w:r>
+    </w:p>
+    <w:p>
+      <w:pPr>
+        <w:pStyle w:val="ListParagraph"/>
+        <w:numPr>
+          <w:ilvl w:val="0"/>
+          <w:numId w:val="1"/>
+        </w:numPr>
+        <w:spacing w:after="60"/>
+      </w:pPr>
+      <w:r>
+        <w:t xml:space="preserve">Related-party-transaction specifics (what transactions, with whom, quantum) weren't read from the actual annual-report RPT note this pass - only a press mention of 'rising RPTs'; needs a direct AR RPT-note read</w:t>
+      </w:r>
+    </w:p>
+    <w:p>
+      <w:pPr>
+        <w:pStyle w:val="ListParagraph"/>
+        <w:numPr>
+          <w:ilvl w:val="0"/>
+          <w:numId w:val="1"/>
+        </w:numPr>
+        <w:spacing w:after="60"/>
+      </w:pPr>
+      <w:r>
+        <w:t xml:space="preserve">DSIR R&amp;D-center / 20% price-premium / market-leadership claims are from a 2021-era community thread, not independently reverified against current filings this pass</w:t>
+      </w:r>
+    </w:p>
+    <w:p>
+      <w:pPr>
+        <w:pStyle w:val="ListParagraph"/>
+        <w:numPr>
+          <w:ilvl w:val="0"/>
+          <w:numId w:val="1"/>
+        </w:numPr>
+        <w:spacing w:after="60"/>
+      </w:pPr>
+      <w:r>
+        <w:t xml:space="preserve">Odisha JV (TRL Krosaki) construction timeline, RPEL's exact equity/economic stake, and expected commissioning date weren't disclosed in what was sourced - flagged for a follow-up pass once more JV detail is public</w:t>
+      </w:r>
+    </w:p>
+    <w:p>
+      <w:pPr>
+        <w:spacing w:after="120" w:before="120"/>
+      </w:pPr>
+      <w:r>
+        <w:rPr>
+          <w:b/>
+          <w:bCs/>
+          <w:sz w:val="20"/>
+          <w:szCs w:val="20"/>
+        </w:rPr>
+        <w:t xml:space="preserve">Conviction impact: </w:t>
+      </w:r>
+      <w:r>
+        <w:rPr>
+          <w:sz w:val="20"/>
+          <w:szCs w:val="20"/>
+        </w:rPr>
+        <w:t xml:space="preserve">PRE=Medium, POST=Medium (unchanged). Operational picture has genuinely improved - growth re-accelerated well past the prior ~12% CAGR read, margins near record highs, still debt-free at 30%+ ROCE - but valuation has moved from an unresolved market-cap range to a confirmed, very rich ~127x P/E / 32x P/B, and new caution flags (255-day working-capital cycle, rising RPTs, an unproven new JV) offset the operational upgrade. four_box score is actually slightly lower this pass (2.0 vs 2.5) because valuation moved from 'weak' to 'no' - thesis_fit stays 'neither', conviction capped Medium.</w:t>
       </w:r>
     </w:p>
     <w:p>
@@ -314,15 +858,1075 @@
         <w:spacing w:after="120" w:before="280"/>
       </w:pPr>
       <w:r>
-        <w:t xml:space="preserve">BSE Corporate Actions / Other Red Flags</w:t>
-      </w:r>
-    </w:p>
-    <w:p>
-      <w:pPr>
-        <w:spacing w:after="120"/>
-      </w:pPr>
-      <w:r>
-        <w:t xml:space="preserve">No red flags found in this pass.</w:t>
+        <w:t xml:space="preserve">Guidance &amp; Expectation Gap</w:t>
+      </w:r>
+    </w:p>
+    <w:p>
+      <w:pPr>
+        <w:spacing w:after="120"/>
+      </w:pPr>
+      <w:r>
+        <w:rPr>
+          <w:i/>
+          <w:iCs/>
+          <w:color w:val="666666"/>
+          <w:sz w:val="18"/>
+          <w:szCs w:val="18"/>
+        </w:rPr>
+        <w:t xml:space="preserve">Management guidance decoded into commitments, graded on the expectation → action → operational → commercial → financial ladder, then compared to what the current price appears to assume. Method: playbook/guidance-and-expectation-gap.md.</w:t>
+      </w:r>
+    </w:p>
+    <w:p>
+      <w:pPr>
+        <w:spacing w:after="120"/>
+      </w:pPr>
+      <w:r>
+        <w:rPr>
+          <w:b/>
+          <w:bCs/>
+          <w:sz w:val="20"/>
+          <w:szCs w:val="20"/>
+        </w:rPr>
+        <w:t xml:space="preserve">Commitment ladder (most-proven first):</w:t>
+      </w:r>
+    </w:p>
+    <w:tbl>
+      <w:tblPr>
+        <w:tblW w:type="dxa" w:w="9000"/>
+        <w:tblBorders>
+          <w:top w:val="single" w:color="auto" w:sz="4"/>
+          <w:left w:val="single" w:color="auto" w:sz="4"/>
+          <w:bottom w:val="single" w:color="auto" w:sz="4"/>
+          <w:right w:val="single" w:color="auto" w:sz="4"/>
+          <w:insideH w:val="single" w:color="auto" w:sz="4"/>
+          <w:insideV w:val="single" w:color="auto" w:sz="4"/>
+        </w:tblBorders>
+      </w:tblPr>
+      <w:tblGrid>
+        <w:gridCol w:w="1100"/>
+        <w:gridCol w:w="2600"/>
+        <w:gridCol w:w="2400"/>
+        <w:gridCol w:w="900"/>
+        <w:gridCol w:w="1200"/>
+        <w:gridCol w:w="800"/>
+      </w:tblGrid>
+      <w:tr>
+        <w:trPr>
+          <w:tblHeader/>
+        </w:trPr>
+        <w:tc>
+          <w:tcPr>
+            <w:tcW w:type="dxa" w:w="1100"/>
+            <w:shd w:fill="F2F2F2" w:val="clear"/>
+          </w:tcPr>
+          <w:p>
+            <w:r>
+              <w:rPr>
+                <w:b/>
+                <w:bCs/>
+                <w:sz w:val="18"/>
+                <w:szCs w:val="18"/>
+              </w:rPr>
+              <w:t xml:space="preserve">Area</w:t>
+            </w:r>
+          </w:p>
+        </w:tc>
+        <w:tc>
+          <w:tcPr>
+            <w:tcW w:type="dxa" w:w="2600"/>
+            <w:shd w:fill="F2F2F2" w:val="clear"/>
+          </w:tcPr>
+          <w:p>
+            <w:r>
+              <w:rPr>
+                <w:b/>
+                <w:bCs/>
+                <w:sz w:val="18"/>
+                <w:szCs w:val="18"/>
+              </w:rPr>
+              <w:t xml:space="preserve">Commitment</w:t>
+            </w:r>
+          </w:p>
+        </w:tc>
+        <w:tc>
+          <w:tcPr>
+            <w:tcW w:type="dxa" w:w="2400"/>
+            <w:shd w:fill="F2F2F2" w:val="clear"/>
+          </w:tcPr>
+          <w:p>
+            <w:r>
+              <w:rPr>
+                <w:b/>
+                <w:bCs/>
+                <w:sz w:val="18"/>
+                <w:szCs w:val="18"/>
+              </w:rPr>
+              <w:t xml:space="preserve">Specifics</w:t>
+            </w:r>
+          </w:p>
+        </w:tc>
+        <w:tc>
+          <w:tcPr>
+            <w:tcW w:type="dxa" w:w="900"/>
+            <w:shd w:fill="F2F2F2" w:val="clear"/>
+          </w:tcPr>
+          <w:p>
+            <w:r>
+              <w:rPr>
+                <w:b/>
+                <w:bCs/>
+                <w:sz w:val="18"/>
+                <w:szCs w:val="18"/>
+              </w:rPr>
+              <w:t xml:space="preserve">By when</w:t>
+            </w:r>
+          </w:p>
+        </w:tc>
+        <w:tc>
+          <w:tcPr>
+            <w:tcW w:type="dxa" w:w="1200"/>
+            <w:shd w:fill="F2F2F2" w:val="clear"/>
+          </w:tcPr>
+          <w:p>
+            <w:r>
+              <w:rPr>
+                <w:b/>
+                <w:bCs/>
+                <w:sz w:val="18"/>
+                <w:szCs w:val="18"/>
+              </w:rPr>
+              <w:t xml:space="preserve">Stage</w:t>
+            </w:r>
+          </w:p>
+        </w:tc>
+        <w:tc>
+          <w:tcPr>
+            <w:tcW w:type="dxa" w:w="800"/>
+            <w:shd w:fill="F2F2F2" w:val="clear"/>
+          </w:tcPr>
+          <w:p>
+            <w:r>
+              <w:rPr>
+                <w:b/>
+                <w:bCs/>
+                <w:sz w:val="18"/>
+                <w:szCs w:val="18"/>
+              </w:rPr>
+              <w:t xml:space="preserve">Thesis-critical</w:t>
+            </w:r>
+          </w:p>
+        </w:tc>
+      </w:tr>
+      <w:tr>
+        <w:tc>
+          <w:tcPr>
+            <w:tcW w:type="dxa" w:w="1100"/>
+          </w:tcPr>
+          <w:p>
+            <w:r>
+              <w:rPr>
+                <w:b w:val="false"/>
+                <w:bCs w:val="false"/>
+                <w:sz w:val="18"/>
+                <w:szCs w:val="18"/>
+              </w:rPr>
+              <w:t xml:space="preserve">capacity</w:t>
+            </w:r>
+          </w:p>
+        </w:tc>
+        <w:tc>
+          <w:tcPr>
+            <w:tcW w:type="dxa" w:w="2600"/>
+          </w:tcPr>
+          <w:p>
+            <w:r>
+              <w:rPr>
+                <w:b w:val="false"/>
+                <w:bCs w:val="false"/>
+                <w:sz w:val="18"/>
+                <w:szCs w:val="18"/>
+              </w:rPr>
+              <w:t xml:space="preserve">Organic capacity expansion of 120,000 MTPA</w:t>
+            </w:r>
+          </w:p>
+        </w:tc>
+        <w:tc>
+          <w:tcPr>
+            <w:tcW w:type="dxa" w:w="2400"/>
+          </w:tcPr>
+          <w:p>
+            <w:r>
+              <w:rPr>
+                <w:b w:val="false"/>
+                <w:bCs w:val="false"/>
+                <w:sz w:val="18"/>
+                <w:szCs w:val="18"/>
+              </w:rPr>
+              <w:t xml:space="preserve">Rs 20cr capex, funded via internal accruals; pre-expansion utilisation ~89%</w:t>
+            </w:r>
+          </w:p>
+        </w:tc>
+        <w:tc>
+          <w:tcPr>
+            <w:tcW w:type="dxa" w:w="900"/>
+          </w:tcPr>
+          <w:p>
+            <w:r>
+              <w:rPr>
+                <w:b w:val="false"/>
+                <w:bCs w:val="false"/>
+                <w:sz w:val="18"/>
+                <w:szCs w:val="18"/>
+              </w:rPr>
+              <w:t xml:space="preserve">3M</w:t>
+            </w:r>
+          </w:p>
+        </w:tc>
+        <w:tc>
+          <w:tcPr>
+            <w:tcW w:type="dxa" w:w="1200"/>
+          </w:tcPr>
+          <w:p>
+            <w:r>
+              <w:rPr>
+                <w:b w:val="false"/>
+                <w:bCs w:val="false"/>
+                <w:sz w:val="18"/>
+                <w:szCs w:val="18"/>
+              </w:rPr>
+              <w:t xml:space="preserve">operational</w:t>
+            </w:r>
+          </w:p>
+        </w:tc>
+        <w:tc>
+          <w:tcPr>
+            <w:tcW w:type="dxa" w:w="800"/>
+          </w:tcPr>
+          <w:p>
+            <w:r>
+              <w:rPr>
+                <w:b w:val="false"/>
+                <w:bCs w:val="false"/>
+                <w:sz w:val="18"/>
+                <w:szCs w:val="18"/>
+              </w:rPr>
+              <w:t xml:space="preserve">yes</w:t>
+            </w:r>
+          </w:p>
+        </w:tc>
+      </w:tr>
+      <w:tr>
+        <w:tc>
+          <w:tcPr>
+            <w:tcW w:type="dxa" w:w="1100"/>
+          </w:tcPr>
+          <w:p>
+            <w:r>
+              <w:rPr>
+                <w:b w:val="false"/>
+                <w:bCs w:val="false"/>
+                <w:sz w:val="18"/>
+                <w:szCs w:val="18"/>
+              </w:rPr>
+              <w:t xml:space="preserve">new_business</w:t>
+            </w:r>
+          </w:p>
+        </w:tc>
+        <w:tc>
+          <w:tcPr>
+            <w:tcW w:type="dxa" w:w="2600"/>
+          </w:tcPr>
+          <w:p>
+            <w:r>
+              <w:rPr>
+                <w:b w:val="false"/>
+                <w:bCs w:val="false"/>
+                <w:sz w:val="18"/>
+                <w:szCs w:val="18"/>
+              </w:rPr>
+              <w:t xml:space="preserve">350,000 MTPA silica ramming-mass JV plant in Odisha with TRL Krosaki Refractories</w:t>
+            </w:r>
+          </w:p>
+        </w:tc>
+        <w:tc>
+          <w:tcPr>
+            <w:tcW w:type="dxa" w:w="2400"/>
+          </w:tcPr>
+          <w:p>
+            <w:r>
+              <w:rPr>
+                <w:b w:val="false"/>
+                <w:bCs w:val="false"/>
+                <w:sz w:val="18"/>
+                <w:szCs w:val="18"/>
+              </w:rPr>
+              <w:t xml:space="preserve">~Rs100cr initial investment; RPEL's first multi-location/JV move into East India</w:t>
+            </w:r>
+          </w:p>
+        </w:tc>
+        <w:tc>
+          <w:tcPr>
+            <w:tcW w:type="dxa" w:w="900"/>
+          </w:tcPr>
+          <w:p>
+            <w:r>
+              <w:rPr>
+                <w:b w:val="false"/>
+                <w:bCs w:val="false"/>
+                <w:sz w:val="18"/>
+                <w:szCs w:val="18"/>
+              </w:rPr>
+              <w:t xml:space="preserve">beyond</w:t>
+            </w:r>
+          </w:p>
+        </w:tc>
+        <w:tc>
+          <w:tcPr>
+            <w:tcW w:type="dxa" w:w="1200"/>
+          </w:tcPr>
+          <w:p>
+            <w:r>
+              <w:rPr>
+                <w:b w:val="false"/>
+                <w:bCs w:val="false"/>
+                <w:sz w:val="18"/>
+                <w:szCs w:val="18"/>
+              </w:rPr>
+              <w:t xml:space="preserve">action</w:t>
+            </w:r>
+          </w:p>
+        </w:tc>
+        <w:tc>
+          <w:tcPr>
+            <w:tcW w:type="dxa" w:w="800"/>
+          </w:tcPr>
+          <w:p>
+            <w:r>
+              <w:rPr>
+                <w:b w:val="false"/>
+                <w:bCs w:val="false"/>
+                <w:sz w:val="18"/>
+                <w:szCs w:val="18"/>
+              </w:rPr>
+              <w:t xml:space="preserve">yes</w:t>
+            </w:r>
+          </w:p>
+        </w:tc>
+      </w:tr>
+      <w:tr>
+        <w:tc>
+          <w:tcPr>
+            <w:tcW w:type="dxa" w:w="1100"/>
+          </w:tcPr>
+          <w:p>
+            <w:r>
+              <w:rPr>
+                <w:b w:val="false"/>
+                <w:bCs w:val="false"/>
+                <w:sz w:val="18"/>
+                <w:szCs w:val="18"/>
+              </w:rPr>
+              <w:t xml:space="preserve">margin</w:t>
+            </w:r>
+          </w:p>
+        </w:tc>
+        <w:tc>
+          <w:tcPr>
+            <w:tcW w:type="dxa" w:w="2600"/>
+          </w:tcPr>
+          <w:p>
+            <w:r>
+              <w:rPr>
+                <w:b w:val="false"/>
+                <w:bCs w:val="false"/>
+                <w:sz w:val="18"/>
+                <w:szCs w:val="18"/>
+              </w:rPr>
+              <w:t xml:space="preserve">Sustain EBITDA/operating margin near record ~27-30% levels</w:t>
+            </w:r>
+          </w:p>
+        </w:tc>
+        <w:tc>
+          <w:tcPr>
+            <w:tcW w:type="dxa" w:w="2400"/>
+          </w:tcPr>
+          <w:p>
+            <w:r>
+              <w:rPr>
+                <w:b w:val="false"/>
+                <w:bCs w:val="false"/>
+                <w:sz w:val="18"/>
+                <w:szCs w:val="18"/>
+              </w:rPr>
+              <w:t xml:space="preserve">Q3 FY26 record operating margin 29.65%; Q1 FY27 27.24% (slightly down QoQ from 27.50%)</w:t>
+            </w:r>
+          </w:p>
+        </w:tc>
+        <w:tc>
+          <w:tcPr>
+            <w:tcW w:type="dxa" w:w="900"/>
+          </w:tcPr>
+          <w:p>
+            <w:r>
+              <w:rPr>
+                <w:b w:val="false"/>
+                <w:bCs w:val="false"/>
+                <w:sz w:val="18"/>
+                <w:szCs w:val="18"/>
+              </w:rPr>
+              <w:t xml:space="preserve">12M</w:t>
+            </w:r>
+          </w:p>
+        </w:tc>
+        <w:tc>
+          <w:tcPr>
+            <w:tcW w:type="dxa" w:w="1200"/>
+          </w:tcPr>
+          <w:p>
+            <w:r>
+              <w:rPr>
+                <w:b w:val="false"/>
+                <w:bCs w:val="false"/>
+                <w:sz w:val="18"/>
+                <w:szCs w:val="18"/>
+              </w:rPr>
+              <w:t xml:space="preserve">expectation</w:t>
+            </w:r>
+          </w:p>
+        </w:tc>
+        <w:tc>
+          <w:tcPr>
+            <w:tcW w:type="dxa" w:w="800"/>
+          </w:tcPr>
+          <w:p>
+            <w:r>
+              <w:rPr>
+                <w:b w:val="false"/>
+                <w:bCs w:val="false"/>
+                <w:sz w:val="18"/>
+                <w:szCs w:val="18"/>
+              </w:rPr>
+              <w:t xml:space="preserve">yes</w:t>
+            </w:r>
+          </w:p>
+        </w:tc>
+      </w:tr>
+      <w:tr>
+        <w:tc>
+          <w:tcPr>
+            <w:tcW w:type="dxa" w:w="1100"/>
+          </w:tcPr>
+          <w:p>
+            <w:r>
+              <w:rPr>
+                <w:b w:val="false"/>
+                <w:bCs w:val="false"/>
+                <w:sz w:val="18"/>
+                <w:szCs w:val="18"/>
+              </w:rPr>
+              <w:t xml:space="preserve">strategy</w:t>
+            </w:r>
+          </w:p>
+        </w:tc>
+        <w:tc>
+          <w:tcPr>
+            <w:tcW w:type="dxa" w:w="2600"/>
+          </w:tcPr>
+          <w:p>
+            <w:r>
+              <w:rPr>
+                <w:b w:val="false"/>
+                <w:bCs w:val="false"/>
+                <w:sz w:val="18"/>
+                <w:szCs w:val="18"/>
+              </w:rPr>
+              <w:t xml:space="preserve">Multi-location manufacturing platform strategy (East India via Odisha JV)</w:t>
+            </w:r>
+          </w:p>
+        </w:tc>
+        <w:tc>
+          <w:tcPr>
+            <w:tcW w:type="dxa" w:w="2400"/>
+          </w:tcPr>
+          <w:p>
+            <w:r>
+              <w:rPr>
+                <w:b w:val="false"/>
+                <w:bCs w:val="false"/>
+                <w:sz w:val="18"/>
+                <w:szCs w:val="18"/>
+              </w:rPr>
+              <w:t xml:space="preserve">Group capacity to grow from ~534,000 MTPA to ~884,000 MTPA including the JV</w:t>
+            </w:r>
+          </w:p>
+        </w:tc>
+        <w:tc>
+          <w:tcPr>
+            <w:tcW w:type="dxa" w:w="900"/>
+          </w:tcPr>
+          <w:p>
+            <w:r>
+              <w:rPr>
+                <w:b w:val="false"/>
+                <w:bCs w:val="false"/>
+                <w:sz w:val="18"/>
+                <w:szCs w:val="18"/>
+              </w:rPr>
+              <w:t xml:space="preserve">beyond</w:t>
+            </w:r>
+          </w:p>
+        </w:tc>
+        <w:tc>
+          <w:tcPr>
+            <w:tcW w:type="dxa" w:w="1200"/>
+          </w:tcPr>
+          <w:p>
+            <w:r>
+              <w:rPr>
+                <w:b w:val="false"/>
+                <w:bCs w:val="false"/>
+                <w:sz w:val="18"/>
+                <w:szCs w:val="18"/>
+              </w:rPr>
+              <w:t xml:space="preserve">action</w:t>
+            </w:r>
+          </w:p>
+        </w:tc>
+        <w:tc>
+          <w:tcPr>
+            <w:tcW w:type="dxa" w:w="800"/>
+          </w:tcPr>
+          <w:p>
+            <w:r>
+              <w:rPr>
+                <w:b w:val="false"/>
+                <w:bCs w:val="false"/>
+                <w:sz w:val="18"/>
+                <w:szCs w:val="18"/>
+              </w:rPr>
+              <w:t xml:space="preserve"/>
+            </w:r>
+          </w:p>
+        </w:tc>
+      </w:tr>
+    </w:tbl>
+    <w:p>
+      <w:pPr>
+        <w:spacing w:after="60" w:before="120"/>
+      </w:pPr>
+      <w:r>
+        <w:rPr>
+          <w:b/>
+          <w:bCs/>
+          <w:sz w:val="20"/>
+          <w:szCs w:val="20"/>
+        </w:rPr>
+        <w:t xml:space="preserve">Earnings chain: </w:t>
+      </w:r>
+      <w:r>
+        <w:rPr>
+          <w:b w:val="false"/>
+          <w:bCs w:val="false"/>
+          <w:sz w:val="20"/>
+          <w:szCs w:val="20"/>
+        </w:rPr>
+        <w:t xml:space="preserve">order intake / customer additions (steel &amp; induction-furnace capacity growth)</w:t>
+      </w:r>
+      <w:r>
+        <w:rPr>
+          <w:color w:val="666666"/>
+          <w:sz w:val="20"/>
+          <w:szCs w:val="20"/>
+        </w:rPr>
+        <w:t xml:space="preserve"> → </w:t>
+      </w:r>
+      <w:r>
+        <w:rPr>
+          <w:b w:val="false"/>
+          <w:bCs w:val="false"/>
+          <w:sz w:val="20"/>
+          <w:szCs w:val="20"/>
+        </w:rPr>
+        <w:t xml:space="preserve">capacity utilisation (~89%) -&gt; organic expansion (120k MTPA, ~Oct-2026) + JV (350k MTPA, Odisha)</w:t>
+      </w:r>
+      <w:r>
+        <w:rPr>
+          <w:color w:val="666666"/>
+          <w:sz w:val="20"/>
+          <w:szCs w:val="20"/>
+        </w:rPr>
+        <w:t xml:space="preserve"> → </w:t>
+      </w:r>
+      <w:r>
+        <w:rPr>
+          <w:b w:val="false"/>
+          <w:bCs w:val="false"/>
+          <w:sz w:val="20"/>
+          <w:szCs w:val="20"/>
+        </w:rPr>
+        <w:t xml:space="preserve">revenue growth</w:t>
+      </w:r>
+      <w:r>
+        <w:rPr>
+          <w:color w:val="666666"/>
+          <w:sz w:val="20"/>
+          <w:szCs w:val="20"/>
+        </w:rPr>
+        <w:t xml:space="preserve"> → </w:t>
+      </w:r>
+      <w:r>
+        <w:rPr>
+          <w:b w:val="false"/>
+          <w:bCs w:val="false"/>
+          <w:sz w:val="20"/>
+          <w:szCs w:val="20"/>
+        </w:rPr>
+        <w:t xml:space="preserve">operating leverage / mix</w:t>
+      </w:r>
+      <w:r>
+        <w:rPr>
+          <w:color w:val="666666"/>
+          <w:sz w:val="20"/>
+          <w:szCs w:val="20"/>
+        </w:rPr>
+        <w:t xml:space="preserve"> → </w:t>
+      </w:r>
+      <w:r>
+        <w:rPr>
+          <w:b w:val="false"/>
+          <w:bCs w:val="false"/>
+          <w:sz w:val="20"/>
+          <w:szCs w:val="20"/>
+        </w:rPr>
+        <w:t xml:space="preserve">EBITDA margin (record ~27-30%)</w:t>
+      </w:r>
+      <w:r>
+        <w:rPr>
+          <w:color w:val="666666"/>
+          <w:sz w:val="20"/>
+          <w:szCs w:val="20"/>
+        </w:rPr>
+        <w:t xml:space="preserve"> → </w:t>
+      </w:r>
+      <w:r>
+        <w:rPr>
+          <w:b w:val="false"/>
+          <w:bCs w:val="false"/>
+          <w:sz w:val="20"/>
+          <w:szCs w:val="20"/>
+        </w:rPr>
+        <w:t xml:space="preserve">PAT</w:t>
+      </w:r>
+    </w:p>
+    <w:p>
+      <w:pPr>
+        <w:spacing w:after="120"/>
+      </w:pPr>
+      <w:r>
+        <w:rPr>
+          <w:color w:val="666666"/>
+          <w:sz w:val="18"/>
+          <w:szCs w:val="18"/>
+        </w:rPr>
+        <w:t xml:space="preserve">Bottleneck link: on-schedule commissioning of the organic expansion + successful ramp of the new Odisha JV.</w:t>
+      </w:r>
+    </w:p>
+    <w:p>
+      <w:pPr>
+        <w:spacing w:after="120"/>
+      </w:pPr>
+      <w:r>
+        <w:rPr>
+          <w:color w:val="666666"/>
+          <w:sz w:val="18"/>
+          <w:szCs w:val="18"/>
+        </w:rPr>
+        <w:t xml:space="preserve">Operating leverage: yes — margin expanded to record levels (29.65% Q3 FY26) as utilisation rose toward ~89%, though Q1 FY27 showed a slight QoQ margin dip</w:t>
+      </w:r>
+    </w:p>
+    <w:p>
+      <w:pPr>
+        <w:spacing w:after="120"/>
+      </w:pPr>
+      <w:r>
+        <w:rPr>
+          <w:color w:val="666666"/>
+          <w:sz w:val="18"/>
+          <w:szCs w:val="18"/>
+        </w:rPr>
+        <w:t xml:space="preserve">Evidenced: capacity utilisation (~89%) -&gt; organic expansion; revenue growth (reported quarters); PAT (reported quarters). Still assumed: JV ramp-up; sustained EBITDA margin at record levels.</w:t>
+      </w:r>
+    </w:p>
+    <w:p>
+      <w:pPr>
+        <w:spacing w:after="120"/>
+      </w:pPr>
+      <w:r>
+        <w:rPr>
+          <w:b/>
+          <w:bCs/>
+          <w:sz w:val="20"/>
+          <w:szCs w:val="20"/>
+        </w:rPr>
+        <w:t xml:space="preserve">Market expectation vs. our path:</w:t>
+      </w:r>
+    </w:p>
+    <w:tbl>
+      <w:tblPr>
+        <w:tblW w:type="dxa" w:w="9000"/>
+        <w:tblBorders>
+          <w:top w:val="single" w:color="auto" w:sz="4"/>
+          <w:left w:val="single" w:color="auto" w:sz="4"/>
+          <w:bottom w:val="single" w:color="auto" w:sz="4"/>
+          <w:right w:val="single" w:color="auto" w:sz="4"/>
+          <w:insideH w:val="single" w:color="auto" w:sz="4"/>
+          <w:insideV w:val="single" w:color="auto" w:sz="4"/>
+        </w:tblBorders>
+      </w:tblPr>
+      <w:tblGrid>
+        <w:gridCol w:w="3200"/>
+        <w:gridCol w:w="5800"/>
+      </w:tblGrid>
+      <w:tr>
+        <w:tc>
+          <w:tcPr>
+            <w:tcW w:type="dxa" w:w="3200"/>
+            <w:shd w:fill="F2F2F2" w:val="clear"/>
+          </w:tcPr>
+          <w:p>
+            <w:r>
+              <w:rPr>
+                <w:b/>
+                <w:bCs/>
+              </w:rPr>
+              <w:t xml:space="preserve">As of</w:t>
+            </w:r>
+          </w:p>
+        </w:tc>
+        <w:tc>
+          <w:tcPr>
+            <w:tcW w:type="dxa" w:w="5800"/>
+          </w:tcPr>
+          <w:p>
+            <w:r>
+              <w:t xml:space="preserve">2026-09-22</w:t>
+            </w:r>
+          </w:p>
+        </w:tc>
+      </w:tr>
+      <w:tr>
+        <w:tc>
+          <w:tcPr>
+            <w:tcW w:type="dxa" w:w="3200"/>
+            <w:shd w:fill="F2F2F2" w:val="clear"/>
+          </w:tcPr>
+          <w:p>
+            <w:r>
+              <w:rPr>
+                <w:b/>
+                <w:bCs/>
+              </w:rPr>
+              <w:t xml:space="preserve">Price / multiple</w:t>
+            </w:r>
+          </w:p>
+        </w:tc>
+        <w:tc>
+          <w:tcPr>
+            <w:tcW w:type="dxa" w:w="5800"/>
+          </w:tcPr>
+          <w:p>
+            <w:r>
+              <w:t xml:space="preserve">Rs 1732 · 127x P/E</w:t>
+            </w:r>
+          </w:p>
+        </w:tc>
+      </w:tr>
+      <w:tr>
+        <w:tc>
+          <w:tcPr>
+            <w:tcW w:type="dxa" w:w="3200"/>
+            <w:shd w:fill="F2F2F2" w:val="clear"/>
+          </w:tcPr>
+          <w:p>
+            <w:r>
+              <w:rPr>
+                <w:b/>
+                <w:bCs/>
+              </w:rPr>
+              <w:t xml:space="preserve">Right valuation lens</w:t>
+            </w:r>
+          </w:p>
+        </w:tc>
+        <w:tc>
+          <w:tcPr>
+            <w:tcW w:type="dxa" w:w="5800"/>
+          </w:tcPr>
+          <w:p>
+            <w:r>
+              <w:t xml:space="preserve">P/E</w:t>
+            </w:r>
+          </w:p>
+        </w:tc>
+      </w:tr>
+      <w:tr>
+        <w:tc>
+          <w:tcPr>
+            <w:tcW w:type="dxa" w:w="3200"/>
+            <w:shd w:fill="F2F2F2" w:val="clear"/>
+          </w:tcPr>
+          <w:p>
+            <w:r>
+              <w:rPr>
+                <w:b/>
+                <w:bCs/>
+              </w:rPr>
+              <w:t xml:space="preserve">Price implies</w:t>
+            </w:r>
+          </w:p>
+        </w:tc>
+        <w:tc>
+          <w:tcPr>
+            <w:tcW w:type="dxa" w:w="5800"/>
+          </w:tcPr>
+          <w:p>
+            <w:r>
+              <w:t xml:space="preserve">At ~127x trailing P/E, even a rich ~25-30x exit multiple in FY28 requires an extremely high (well above 50%) EPS CAGR FY26-28 to de-rate to a defensible multiple - current fundamentals (FY26 PAT +48.2%, Q1 FY27 PAT +67.6% YoY) are genuinely strong, but a niche small-cap refractory maker sustaining &gt;50% PAT CAGR for two more years, funded partly by a brand-new unproven JV, is a high bar.</w:t>
+            </w:r>
+          </w:p>
+        </w:tc>
+      </w:tr>
+      <w:tr>
+        <w:tc>
+          <w:tcPr>
+            <w:tcW w:type="dxa" w:w="3200"/>
+            <w:shd w:fill="F2F2F2" w:val="clear"/>
+          </w:tcPr>
+          <w:p>
+            <w:r>
+              <w:rPr>
+                <w:b/>
+                <w:bCs/>
+              </w:rPr>
+              <w:t xml:space="preserve">Our FY27</w:t>
+            </w:r>
+          </w:p>
+        </w:tc>
+        <w:tc>
+          <w:tcPr>
+            <w:tcW w:type="dxa" w:w="5800"/>
+          </w:tcPr>
+          <w:p>
+            <w:r>
+              <w:t xml:space="preserve">Revenue growth likely high-30s to ~40%+ YoY if Q1 FY27 momentum (+48.7%) and the organic expansion (Oct-2026) hold; margin roughly flat to slightly down from the record ~27-30% level on raw-material/mix risk; PAT growth similarly strong but likely decelerating from Q1 FY27's +67.6% pace.</w:t>
+            </w:r>
+          </w:p>
+        </w:tc>
+      </w:tr>
+      <w:tr>
+        <w:tc>
+          <w:tcPr>
+            <w:tcW w:type="dxa" w:w="3200"/>
+            <w:shd w:fill="F2F2F2" w:val="clear"/>
+          </w:tcPr>
+          <w:p>
+            <w:r>
+              <w:rPr>
+                <w:b/>
+                <w:bCs/>
+              </w:rPr>
+              <w:t xml:space="preserve">Our FY28</w:t>
+            </w:r>
+          </w:p>
+        </w:tc>
+        <w:tc>
+          <w:tcPr>
+            <w:tcW w:type="dxa" w:w="5800"/>
+          </w:tcPr>
+          <w:p>
+            <w:r>
+              <w:t xml:space="preserve">First full-year contribution from the organic 120k MTPA line plus early-stage Odisha JV ramp (350k MTPA) could support continued high growth, but the JV timeline/ramp is unconfirmed and is the single biggest swing factor.</w:t>
+            </w:r>
+          </w:p>
+        </w:tc>
+      </w:tr>
+      <w:tr>
+        <w:tc>
+          <w:tcPr>
+            <w:tcW w:type="dxa" w:w="3200"/>
+            <w:shd w:fill="F2F2F2" w:val="clear"/>
+          </w:tcPr>
+          <w:p>
+            <w:r>
+              <w:rPr>
+                <w:b/>
+                <w:bCs/>
+              </w:rPr>
+              <w:t xml:space="preserve">Gap direction</w:t>
+            </w:r>
+          </w:p>
+        </w:tc>
+        <w:tc>
+          <w:tcPr>
+            <w:tcW w:type="dxa" w:w="5800"/>
+          </w:tcPr>
+          <w:p>
+            <w:r>
+              <w:t xml:space="preserve">over-optimistic</w:t>
+            </w:r>
+          </w:p>
+        </w:tc>
+      </w:tr>
+      <w:tr>
+        <w:tc>
+          <w:tcPr>
+            <w:tcW w:type="dxa" w:w="3200"/>
+            <w:shd w:fill="F2F2F2" w:val="clear"/>
+          </w:tcPr>
+          <w:p>
+            <w:r>
+              <w:rPr>
+                <w:b/>
+                <w:bCs/>
+              </w:rPr>
+              <w:t xml:space="preserve">Gap type</w:t>
+            </w:r>
+          </w:p>
+        </w:tc>
+        <w:tc>
+          <w:tcPr>
+            <w:tcW w:type="dxa" w:w="5800"/>
+          </w:tcPr>
+          <w:p>
+            <w:r>
+              <w:t xml:space="preserve">timing</w:t>
+            </w:r>
+          </w:p>
+        </w:tc>
+      </w:tr>
+      <w:tr>
+        <w:tc>
+          <w:tcPr>
+            <w:tcW w:type="dxa" w:w="3200"/>
+            <w:shd w:fill="F2F2F2" w:val="clear"/>
+          </w:tcPr>
+          <w:p>
+            <w:r>
+              <w:rPr>
+                <w:b/>
+                <w:bCs/>
+              </w:rPr>
+              <w:t xml:space="preserve">Gap magnitude</w:t>
+            </w:r>
+          </w:p>
+        </w:tc>
+        <w:tc>
+          <w:tcPr>
+            <w:tcW w:type="dxa" w:w="5800"/>
+          </w:tcPr>
+          <w:p>
+            <w:r>
+              <w:t xml:space="preserve">not estimable</w:t>
+            </w:r>
+          </w:p>
+        </w:tc>
+      </w:tr>
+      <w:tr>
+        <w:tc>
+          <w:tcPr>
+            <w:tcW w:type="dxa" w:w="3200"/>
+            <w:shd w:fill="F2F2F2" w:val="clear"/>
+          </w:tcPr>
+          <w:p>
+            <w:r>
+              <w:rPr>
+                <w:b/>
+                <w:bCs/>
+              </w:rPr>
+              <w:t xml:space="preserve">Gap basis</w:t>
+            </w:r>
+          </w:p>
+        </w:tc>
+        <w:tc>
+          <w:tcPr>
+            <w:tcW w:type="dxa" w:w="5800"/>
+          </w:tcPr>
+          <w:p>
+            <w:r>
+              <w:t xml:space="preserve">~127x trailing P/E and ~32x P/B already price in sustained hyper-growth (well above 50% PAT CAGR) for several years; near-term fundamentals are genuinely strong but rely on an unproven new JV structure and a niche TAM, creating real execution/timing risk that the price does not appear to allow for.</w:t>
+            </w:r>
+          </w:p>
+        </w:tc>
+      </w:tr>
+      <w:tr>
+        <w:tc>
+          <w:tcPr>
+            <w:tcW w:type="dxa" w:w="3200"/>
+            <w:shd w:fill="F2F2F2" w:val="clear"/>
+          </w:tcPr>
+          <w:p>
+            <w:r>
+              <w:rPr>
+                <w:b/>
+                <w:bCs/>
+              </w:rPr>
+              <w:t xml:space="preserve">Evidence quality</w:t>
+            </w:r>
+          </w:p>
+        </w:tc>
+        <w:tc>
+          <w:tcPr>
+            <w:tcW w:type="dxa" w:w="5800"/>
+          </w:tcPr>
+          <w:p>
+            <w:r>
+              <w:t xml:space="preserve">moderate</w:t>
+            </w:r>
+          </w:p>
+        </w:tc>
+      </w:tr>
+    </w:tbl>
+    <w:p>
+      <w:pPr>
+        <w:spacing w:after="120"/>
+      </w:pPr>
+      <w:r>
+        <w:rPr>
+          <w:i/>
+          <w:iCs/>
+          <w:color w:val="666666"/>
+          <w:sz w:val="16"/>
+          <w:szCs w:val="16"/>
+        </w:rPr>
+        <w:t xml:space="preserve">no broker consensus; implied path is a reverse-P/E estimate + screener.in forward figures + VP thread view</w:t>
+      </w:r>
+    </w:p>
+    <w:p>
+      <w:pPr>
+        <w:spacing w:after="120" w:before="120"/>
+      </w:pPr>
+      <w:r>
+        <w:rPr>
+          <w:b/>
+          <w:bCs/>
+          <w:sz w:val="20"/>
+          <w:szCs w:val="20"/>
+        </w:rPr>
+        <w:t xml:space="preserve">Catalyst: </w:t>
+      </w:r>
+      <w:r>
+        <w:rPr>
+          <w:sz w:val="20"/>
+          <w:szCs w:val="20"/>
+        </w:rPr>
+        <w:t xml:space="preserve">Organic 120,000 MTPA line commissioning (targeted Oct-2026), followed by early Odisha JV construction/ramp milestones</w:t>
+      </w:r>
+      <w:r>
+        <w:rPr>
+          <w:color w:val="666666"/>
+          <w:sz w:val="18"/>
+          <w:szCs w:val="18"/>
+        </w:rPr>
+        <w:t xml:space="preserve"> (window ~1M from 2026-09-22; dated; evidence high; pending)</w:t>
       </w:r>
     </w:p>
     <w:p>
@@ -331,94 +1935,1253 @@
         <w:spacing w:after="120" w:before="280"/>
       </w:pPr>
       <w:r>
-        <w:t xml:space="preserve">Bull Case</w:t>
-      </w:r>
-    </w:p>
-    <w:p>
-      <w:pPr>
-        <w:pStyle w:val="ListParagraph"/>
-        <w:numPr>
-          <w:ilvl w:val="0"/>
-          <w:numId w:val="1"/>
-        </w:numPr>
-        <w:spacing w:after="60"/>
-      </w:pPr>
-      <w:r>
-        <w:t xml:space="preserve">High-quality metrics: ROCE ~30%, ROE ~24%, near debt-free, revenue growth beating its industry peer median by ~3x</w:t>
-      </w:r>
-    </w:p>
-    <w:p>
-      <w:pPr>
-        <w:pStyle w:val="ListParagraph"/>
-        <w:numPr>
-          <w:ilvl w:val="0"/>
-          <w:numId w:val="1"/>
-        </w:numPr>
-        <w:spacing w:after="60"/>
-      </w:pPr>
-      <w:r>
-        <w:t xml:space="preserve">Niche leadership position in ramming mass for induction furnaces, tied to India's growing steel/recycled-steel capacity</w:t>
-      </w:r>
-    </w:p>
-    <w:p>
-      <w:pPr>
-        <w:pStyle w:val="ListParagraph"/>
-        <w:numPr>
-          <w:ilvl w:val="0"/>
-          <w:numId w:val="1"/>
-        </w:numPr>
-        <w:spacing w:after="60"/>
-      </w:pPr>
-      <w:r>
-        <w:t xml:space="preserve">Very-high-conviction bullish X lead (@jeevanpatwa), though untrusted/unverified</w:t>
-      </w:r>
-    </w:p>
+        <w:t xml:space="preserve">Ishmohit-Lens Checks (value chain · earnings quality · growth trajectory · management · quality metrics · track record · global-signal check)</w:t>
+      </w:r>
+    </w:p>
+    <w:p>
+      <w:pPr>
+        <w:spacing w:after="120"/>
+      </w:pPr>
+      <w:r>
+        <w:rPr>
+          <w:i/>
+          <w:iCs/>
+          <w:color w:val="666666"/>
+          <w:sz w:val="18"/>
+          <w:szCs w:val="18"/>
+        </w:rPr>
+        <w:t xml:space="preserve">Extra checks drawn from @ishmohit1 / SOIC methodology (playbook/ishmohit-soic-style.md): where the company sits in its value chain and what the supply side is doing, whether a margin/PAT inflection is structural or a cyclical peak, the rate-of-change of growth vs. what the multiple demands, and management quality as a positive attribute.</w:t>
+      </w:r>
+    </w:p>
+    <w:p>
+      <w:pPr>
+        <w:spacing w:after="120"/>
+      </w:pPr>
+      <w:r>
+        <w:rPr>
+          <w:b/>
+          <w:bCs/>
+          <w:sz w:val="20"/>
+          <w:szCs w:val="20"/>
+        </w:rPr>
+        <w:t xml:space="preserve">Value chain &amp; supply side:</w:t>
+      </w:r>
+    </w:p>
+    <w:tbl>
+      <w:tblPr>
+        <w:tblW w:type="dxa" w:w="9000"/>
+        <w:tblBorders>
+          <w:top w:val="single" w:color="auto" w:sz="4"/>
+          <w:left w:val="single" w:color="auto" w:sz="4"/>
+          <w:bottom w:val="single" w:color="auto" w:sz="4"/>
+          <w:right w:val="single" w:color="auto" w:sz="4"/>
+          <w:insideH w:val="single" w:color="auto" w:sz="4"/>
+          <w:insideV w:val="single" w:color="auto" w:sz="4"/>
+        </w:tblBorders>
+      </w:tblPr>
+      <w:tblGrid>
+        <w:gridCol w:w="3200"/>
+        <w:gridCol w:w="5800"/>
+      </w:tblGrid>
+      <w:tr>
+        <w:tc>
+          <w:tcPr>
+            <w:tcW w:type="dxa" w:w="3200"/>
+            <w:shd w:fill="F2F2F2" w:val="clear"/>
+          </w:tcPr>
+          <w:p>
+            <w:r>
+              <w:rPr>
+                <w:b/>
+                <w:bCs/>
+              </w:rPr>
+              <w:t xml:space="preserve">Theme</w:t>
+            </w:r>
+          </w:p>
+        </w:tc>
+        <w:tc>
+          <w:tcPr>
+            <w:tcW w:type="dxa" w:w="5800"/>
+          </w:tcPr>
+          <w:p>
+            <w:r>
+              <w:t xml:space="preserve">Refractory / ramming-mass supply to induction-furnace steelmakers (recycled-steel / EAF-IF route)</w:t>
+            </w:r>
+          </w:p>
+        </w:tc>
+      </w:tr>
+      <w:tr>
+        <w:tc>
+          <w:tcPr>
+            <w:tcW w:type="dxa" w:w="3200"/>
+            <w:shd w:fill="F2F2F2" w:val="clear"/>
+          </w:tcPr>
+          <w:p>
+            <w:r>
+              <w:rPr>
+                <w:b/>
+                <w:bCs/>
+              </w:rPr>
+              <w:t xml:space="preserve">This company's position</w:t>
+            </w:r>
+          </w:p>
+        </w:tc>
+        <w:tc>
+          <w:tcPr>
+            <w:tcW w:type="dxa" w:w="5800"/>
+          </w:tcPr>
+          <w:p>
+            <w:r>
+              <w:t xml:space="preserve">Leading domestic silica ramming-mass + quartz-powder manufacturer, expanding to a multi-location footprint (Jaipur + new Odisha JV) and export markets (40+ countries)</w:t>
+            </w:r>
+          </w:p>
+        </w:tc>
+      </w:tr>
+      <w:tr>
+        <w:tc>
+          <w:tcPr>
+            <w:tcW w:type="dxa" w:w="3200"/>
+            <w:shd w:fill="F2F2F2" w:val="clear"/>
+          </w:tcPr>
+          <w:p>
+            <w:r>
+              <w:rPr>
+                <w:b/>
+                <w:bCs/>
+              </w:rPr>
+              <w:t xml:space="preserve">Bottleneck node (pricing power)</w:t>
+            </w:r>
+          </w:p>
+        </w:tc>
+        <w:tc>
+          <w:tcPr>
+            <w:tcW w:type="dxa" w:w="5800"/>
+          </w:tcPr>
+          <w:p>
+            <w:r>
+              <w:t xml:space="preserve">New-capacity commissioning/ramp (organic + JV) and quartz raw-material sourcing/cost</w:t>
+            </w:r>
+          </w:p>
+        </w:tc>
+      </w:tr>
+      <w:tr>
+        <w:tc>
+          <w:tcPr>
+            <w:tcW w:type="dxa" w:w="3200"/>
+            <w:shd w:fill="F2F2F2" w:val="clear"/>
+          </w:tcPr>
+          <w:p>
+            <w:r>
+              <w:rPr>
+                <w:b/>
+                <w:bCs/>
+              </w:rPr>
+              <w:t xml:space="preserve">Supply-side status</w:t>
+            </w:r>
+          </w:p>
+        </w:tc>
+        <w:tc>
+          <w:tcPr>
+            <w:tcW w:type="dxa" w:w="5800"/>
+          </w:tcPr>
+          <w:p>
+            <w:r>
+              <w:t xml:space="preserve">adding</w:t>
+            </w:r>
+          </w:p>
+        </w:tc>
+      </w:tr>
+      <w:tr>
+        <w:tc>
+          <w:tcPr>
+            <w:tcW w:type="dxa" w:w="3200"/>
+            <w:shd w:fill="F2F2F2" w:val="clear"/>
+          </w:tcPr>
+          <w:p>
+            <w:r>
+              <w:rPr>
+                <w:b/>
+                <w:bCs/>
+              </w:rPr>
+              <w:t xml:space="preserve">Adjacent-node peers</w:t>
+            </w:r>
+          </w:p>
+        </w:tc>
+        <w:tc>
+          <w:tcPr>
+            <w:tcW w:type="dxa" w:w="5800"/>
+          </w:tcPr>
+          <w:p>
+            <w:r>
+              <w:t xml:space="preserve">TRL Krosaki Refractories (now also a JV co-investor), Vesuvius India, IFGL Refractories, Orient Refractories (RHI Magnesita)</w:t>
+            </w:r>
+          </w:p>
+        </w:tc>
+      </w:tr>
+    </w:tbl>
+    <w:p>
+      <w:pPr>
+        <w:spacing w:after="120"/>
+      </w:pPr>
+      <w:r>
+        <w:rPr>
+          <w:color w:val="666666"/>
+          <w:sz w:val="18"/>
+          <w:szCs w:val="18"/>
+        </w:rPr>
+        <w:t xml:space="preserve">RPEL itself is aggressively adding capacity (organic + new JV, near-doubling group capacity) into what remains a fairly niche, India-steel-cycle-linked demand pool - a capital-cycle caution flag even though near-term utilisation (~89%) justifies the organic leg; TRL Krosaki (a major global refractories player) partnering as JV co-investor is also a credibility signal specifically for the Odisha plant.</w:t>
+      </w:r>
+    </w:p>
+    <w:p>
+      <w:pPr>
+        <w:spacing w:after="60" w:before="120"/>
+      </w:pPr>
+      <w:r>
+        <w:rPr>
+          <w:b/>
+          <w:bCs/>
+          <w:sz w:val="20"/>
+          <w:szCs w:val="20"/>
+        </w:rPr>
+        <w:t xml:space="preserve">Earnings quality: </w:t>
+      </w:r>
+      <w:r>
+        <w:rPr>
+          <w:sz w:val="20"/>
+          <w:szCs w:val="20"/>
+        </w:rPr>
+        <w:t xml:space="preserve">margin driver mixed</w:t>
+      </w:r>
+      <w:r>
+        <w:rPr>
+          <w:b/>
+          <w:bCs/>
+          <w:color w:val="A32020"/>
+          <w:sz w:val="20"/>
+          <w:szCs w:val="20"/>
+        </w:rPr>
+        <w:t xml:space="preserve">  — PEAK-MARGIN RISK: do not capitalise current margins</w:t>
+      </w:r>
+    </w:p>
+    <w:p>
+      <w:pPr>
+        <w:spacing w:after="120"/>
+      </w:pPr>
+      <w:r>
+        <w:rPr>
+          <w:color w:val="666666"/>
+          <w:sz w:val="18"/>
+          <w:szCs w:val="18"/>
+        </w:rPr>
+        <w:t xml:space="preserve">Drivers: capacity-utilisation ramp (~89%) driving operating leverage; product/technology premium (DSIR R&amp;D center, niche leadership - per a stale 2021 source, not reverified); raw-material cost volatility risk (partly cyclical, flagged by analysts).</w:t>
+      </w:r>
+    </w:p>
+    <w:p>
+      <w:pPr>
+        <w:spacing w:after="120"/>
+      </w:pPr>
+      <w:r>
+        <w:rPr>
+          <w:color w:val="666666"/>
+          <w:sz w:val="18"/>
+          <w:szCs w:val="18"/>
+        </w:rPr>
+        <w:t xml:space="preserve">Q3 FY26 operating margin (29.65%) was described by press coverage as a record high; a through-cycle margin is more plausibly in the low-to-mid-20s% given raw-material cost sensitivity flagged by analysts - the current level may not be sustainable if input costs normalise or steel demand softens.</w:t>
+      </w:r>
+    </w:p>
+    <w:p>
+      <w:pPr>
+        <w:spacing w:after="60" w:before="120"/>
+      </w:pPr>
+      <w:r>
+        <w:rPr>
+          <w:b/>
+          <w:bCs/>
+          <w:sz w:val="20"/>
+          <w:szCs w:val="20"/>
+        </w:rPr>
+        <w:t xml:space="preserve">Growth trajectory: </w:t>
+      </w:r>
+      <w:r>
+        <w:rPr>
+          <w:b w:val="false"/>
+          <w:bCs w:val="false"/>
+          <w:sz w:val="20"/>
+          <w:szCs w:val="20"/>
+        </w:rPr>
+        <w:t xml:space="preserve">YoY growth rate is lumpy</w:t>
+      </w:r>
+    </w:p>
+    <w:p>
+      <w:pPr>
+        <w:spacing w:after="120"/>
+      </w:pPr>
+      <w:r>
+        <w:rPr>
+          <w:color w:val="666666"/>
+          <w:sz w:val="18"/>
+          <w:szCs w:val="18"/>
+        </w:rPr>
+        <w:t xml:space="preserve">Revenue YoY oldest-&gt;newest: Q2 FY26 +31%, Q3 FY26 +17.2%, Q4 FY26 ~implied high-teens (FY26 full-year +28.8%), Q1 FY27 +48.7% - decelerated mid-FY26 then sharply reaccelerated on capacity ramp + JV/expansion momentum; PAT YoY tracks similarly (Q2 +58%, Q3 +43.9%, Q1 FY27 +67.6%).</w:t>
+      </w:r>
+    </w:p>
+    <w:p>
+      <w:pPr>
+        <w:spacing w:after="120"/>
+      </w:pPr>
+      <w:r>
+        <w:rPr>
+          <w:color w:val="666666"/>
+          <w:sz w:val="18"/>
+          <w:szCs w:val="18"/>
+        </w:rPr>
+        <w:t xml:space="preserve">Reverse P/E: At ~127x trailing P/E (32x P/B), the multiple prices in a very high multi-year EPS CAGR - even the strong FY26 (+48.2% PAT) and Q1 FY27 (+67.6% PAT) prints would need to be sustained for several years at a high exit multiple to justify today's price; any reversion toward the historical ~12-20% growth band would leave the stock materially overvalued on current numbers.</w:t>
+      </w:r>
+    </w:p>
+    <w:p>
+      <w:pPr>
+        <w:spacing w:after="120"/>
+      </w:pPr>
+      <w:r>
+        <w:rPr>
+          <w:b/>
+          <w:bCs/>
+          <w:sz w:val="20"/>
+          <w:szCs w:val="20"/>
+        </w:rPr>
+        <w:t xml:space="preserve">Management quality (TVGP's "P"):</w:t>
+      </w:r>
+    </w:p>
+    <w:tbl>
+      <w:tblPr>
+        <w:tblW w:type="dxa" w:w="9000"/>
+        <w:tblBorders>
+          <w:top w:val="single" w:color="auto" w:sz="4"/>
+          <w:left w:val="single" w:color="auto" w:sz="4"/>
+          <w:bottom w:val="single" w:color="auto" w:sz="4"/>
+          <w:right w:val="single" w:color="auto" w:sz="4"/>
+          <w:insideH w:val="single" w:color="auto" w:sz="4"/>
+          <w:insideV w:val="single" w:color="auto" w:sz="4"/>
+        </w:tblBorders>
+      </w:tblPr>
+      <w:tblGrid>
+        <w:gridCol w:w="3200"/>
+        <w:gridCol w:w="5800"/>
+      </w:tblGrid>
+      <w:tr>
+        <w:tc>
+          <w:tcPr>
+            <w:tcW w:type="dxa" w:w="3200"/>
+            <w:shd w:fill="F2F2F2" w:val="clear"/>
+          </w:tcPr>
+          <w:p>
+            <w:r>
+              <w:rPr>
+                <w:b/>
+                <w:bCs/>
+              </w:rPr>
+              <w:t xml:space="preserve">Assessment</w:t>
+            </w:r>
+          </w:p>
+        </w:tc>
+        <w:tc>
+          <w:tcPr>
+            <w:tcW w:type="dxa" w:w="5800"/>
+          </w:tcPr>
+          <w:p>
+            <w:r>
+              <w:t xml:space="preserve">neutral</w:t>
+            </w:r>
+          </w:p>
+        </w:tc>
+      </w:tr>
+      <w:tr>
+        <w:tc>
+          <w:tcPr>
+            <w:tcW w:type="dxa" w:w="3200"/>
+            <w:shd w:fill="F2F2F2" w:val="clear"/>
+          </w:tcPr>
+          <w:p>
+            <w:r>
+              <w:rPr>
+                <w:b/>
+                <w:bCs/>
+              </w:rPr>
+              <w:t xml:space="preserve">Capital allocation</w:t>
+            </w:r>
+          </w:p>
+        </w:tc>
+        <w:tc>
+          <w:tcPr>
+            <w:tcW w:type="dxa" w:w="5800"/>
+          </w:tcPr>
+          <w:p>
+            <w:r>
+              <w:t xml:space="preserve">Historically self-funded (organic Rs20cr capex from FY26/27 internal accruals at ~89% utilisation); the new ~Rs100cr JV with TRL Krosaki (Sept 2026) for a 350,000 MTPA Odisha plant is a larger, first-time multi-location/JV bet with no track record yet; a 2021-era community read flagged historical preferential equity issuances at ~20% discount to market price as a growth-funding mechanism, not independently reverified this pass. (unclear)</w:t>
+            </w:r>
+          </w:p>
+        </w:tc>
+      </w:tr>
+      <w:tr>
+        <w:tc>
+          <w:tcPr>
+            <w:tcW w:type="dxa" w:w="3200"/>
+            <w:shd w:fill="F2F2F2" w:val="clear"/>
+          </w:tcPr>
+          <w:p>
+            <w:r>
+              <w:rPr>
+                <w:b/>
+                <w:bCs/>
+              </w:rPr>
+              <w:t xml:space="preserve">Related-party trend</w:t>
+            </w:r>
+          </w:p>
+        </w:tc>
+        <w:tc>
+          <w:tcPr>
+            <w:tcW w:type="dxa" w:w="5800"/>
+          </w:tcPr>
+          <w:p>
+            <w:r>
+              <w:t xml:space="preserve">rising</w:t>
+            </w:r>
+          </w:p>
+        </w:tc>
+      </w:tr>
+      <w:tr>
+        <w:tc>
+          <w:tcPr>
+            <w:tcW w:type="dxa" w:w="3200"/>
+            <w:shd w:fill="F2F2F2" w:val="clear"/>
+          </w:tcPr>
+          <w:p>
+            <w:r>
+              <w:rPr>
+                <w:b/>
+                <w:bCs/>
+              </w:rPr>
+              <w:t xml:space="preserve">Guidance credibility</w:t>
+            </w:r>
+          </w:p>
+        </w:tc>
+        <w:tc>
+          <w:tcPr>
+            <w:tcW w:type="dxa" w:w="5800"/>
+          </w:tcPr>
+          <w:p>
+            <w:r>
+              <w:t xml:space="preserve">unclear</w:t>
+            </w:r>
+          </w:p>
+        </w:tc>
+      </w:tr>
+      <w:tr>
+        <w:tc>
+          <w:tcPr>
+            <w:tcW w:type="dxa" w:w="3200"/>
+            <w:shd w:fill="F2F2F2" w:val="clear"/>
+          </w:tcPr>
+          <w:p>
+            <w:r>
+              <w:rPr>
+                <w:b/>
+                <w:bCs/>
+              </w:rPr>
+              <w:t xml:space="preserve">Shareholder returns</w:t>
+            </w:r>
+          </w:p>
+        </w:tc>
+        <w:tc>
+          <w:tcPr>
+            <w:tcW w:type="dxa" w:w="5800"/>
+          </w:tcPr>
+          <w:p>
+            <w:r>
+              <w:t xml:space="preserve">initiated</w:t>
+            </w:r>
+          </w:p>
+        </w:tc>
+      </w:tr>
+      <w:tr>
+        <w:tc>
+          <w:tcPr>
+            <w:tcW w:type="dxa" w:w="3200"/>
+            <w:shd w:fill="F2F2F2" w:val="clear"/>
+          </w:tcPr>
+          <w:p>
+            <w:r>
+              <w:rPr>
+                <w:b/>
+                <w:bCs/>
+              </w:rPr>
+              <w:t xml:space="preserve">Capability ladder / VAP</w:t>
+            </w:r>
+          </w:p>
+        </w:tc>
+        <w:tc>
+          <w:tcPr>
+            <w:tcW w:type="dxa" w:w="5800"/>
+          </w:tcPr>
+          <w:p>
+            <w:r>
+              <w:t xml:space="preserve">Explicit 'from commodity ramming mass to a global, R&amp;D-led refractory platform' framing in a 10-year company retrospective; DSIR-recognised R&amp;D center (per a 2021-era community read, not reverified this pass) and multiple recent patents granted per the Indian Patent Office (specifics not detailed in what was sourced).</w:t>
+            </w:r>
+          </w:p>
+        </w:tc>
+      </w:tr>
+    </w:tbl>
+    <w:p>
+      <w:pPr>
+        <w:spacing w:after="120"/>
+      </w:pPr>
+      <w:r>
+        <w:rPr>
+          <w:b/>
+          <w:bCs/>
+          <w:sz w:val="20"/>
+          <w:szCs w:val="20"/>
+        </w:rPr>
+        <w:t xml:space="preserve">Quality metrics (ROCE · debt · FCF · margin · capex):</w:t>
+      </w:r>
+    </w:p>
+    <w:tbl>
+      <w:tblPr>
+        <w:tblW w:type="dxa" w:w="9000"/>
+        <w:tblBorders>
+          <w:top w:val="single" w:color="auto" w:sz="4"/>
+          <w:left w:val="single" w:color="auto" w:sz="4"/>
+          <w:bottom w:val="single" w:color="auto" w:sz="4"/>
+          <w:right w:val="single" w:color="auto" w:sz="4"/>
+          <w:insideH w:val="single" w:color="auto" w:sz="4"/>
+          <w:insideV w:val="single" w:color="auto" w:sz="4"/>
+        </w:tblBorders>
+      </w:tblPr>
+      <w:tblGrid>
+        <w:gridCol w:w="3200"/>
+        <w:gridCol w:w="5800"/>
+      </w:tblGrid>
+      <w:tr>
+        <w:tc>
+          <w:tcPr>
+            <w:tcW w:type="dxa" w:w="3200"/>
+            <w:shd w:fill="F2F2F2" w:val="clear"/>
+          </w:tcPr>
+          <w:p>
+            <w:r>
+              <w:rPr>
+                <w:b/>
+                <w:bCs/>
+              </w:rPr>
+              <w:t xml:space="preserve">Assessment</w:t>
+            </w:r>
+          </w:p>
+        </w:tc>
+        <w:tc>
+          <w:tcPr>
+            <w:tcW w:type="dxa" w:w="5800"/>
+          </w:tcPr>
+          <w:p>
+            <w:r>
+              <w:t xml:space="preserve">positive</w:t>
+            </w:r>
+          </w:p>
+        </w:tc>
+      </w:tr>
+      <w:tr>
+        <w:tc>
+          <w:tcPr>
+            <w:tcW w:type="dxa" w:w="3200"/>
+            <w:shd w:fill="F2F2F2" w:val="clear"/>
+          </w:tcPr>
+          <w:p>
+            <w:r>
+              <w:rPr>
+                <w:b/>
+                <w:bCs/>
+              </w:rPr>
+              <w:t xml:space="preserve">ROCE</w:t>
+            </w:r>
+          </w:p>
+        </w:tc>
+        <w:tc>
+          <w:tcPr>
+            <w:tcW w:type="dxa" w:w="5800"/>
+          </w:tcPr>
+          <w:p>
+            <w:r>
+              <w:t xml:space="preserve">30.3% (improving)</w:t>
+            </w:r>
+          </w:p>
+        </w:tc>
+      </w:tr>
+      <w:tr>
+        <w:tc>
+          <w:tcPr>
+            <w:tcW w:type="dxa" w:w="3200"/>
+            <w:shd w:fill="F2F2F2" w:val="clear"/>
+          </w:tcPr>
+          <w:p>
+            <w:r>
+              <w:rPr>
+                <w:b/>
+                <w:bCs/>
+              </w:rPr>
+              <w:t xml:space="preserve">Leverage</w:t>
+            </w:r>
+          </w:p>
+        </w:tc>
+        <w:tc>
+          <w:tcPr>
+            <w:tcW w:type="dxa" w:w="5800"/>
+          </w:tcPr>
+          <w:p>
+            <w:r>
+              <w:t xml:space="preserve">Net debt/EBITDA 0.07x</w:t>
+            </w:r>
+          </w:p>
+        </w:tc>
+      </w:tr>
+      <w:tr>
+        <w:tc>
+          <w:tcPr>
+            <w:tcW w:type="dxa" w:w="3200"/>
+            <w:shd w:fill="F2F2F2" w:val="clear"/>
+          </w:tcPr>
+          <w:p>
+            <w:r>
+              <w:rPr>
+                <w:b/>
+                <w:bCs/>
+              </w:rPr>
+              <w:t xml:space="preserve">FCF conversion</w:t>
+            </w:r>
+          </w:p>
+        </w:tc>
+        <w:tc>
+          <w:tcPr>
+            <w:tcW w:type="dxa" w:w="5800"/>
+          </w:tcPr>
+          <w:p>
+            <w:r>
+              <w:t xml:space="preserve">—</w:t>
+            </w:r>
+          </w:p>
+        </w:tc>
+      </w:tr>
+      <w:tr>
+        <w:tc>
+          <w:tcPr>
+            <w:tcW w:type="dxa" w:w="3200"/>
+            <w:shd w:fill="F2F2F2" w:val="clear"/>
+          </w:tcPr>
+          <w:p>
+            <w:r>
+              <w:rPr>
+                <w:b/>
+                <w:bCs/>
+              </w:rPr>
+              <w:t xml:space="preserve">Margin trend</w:t>
+            </w:r>
+          </w:p>
+        </w:tc>
+        <w:tc>
+          <w:tcPr>
+            <w:tcW w:type="dxa" w:w="5800"/>
+          </w:tcPr>
+          <w:p>
+            <w:r>
+              <w:t xml:space="preserve">expanding</w:t>
+            </w:r>
+          </w:p>
+        </w:tc>
+      </w:tr>
+      <w:tr>
+        <w:tc>
+          <w:tcPr>
+            <w:tcW w:type="dxa" w:w="3200"/>
+            <w:shd w:fill="F2F2F2" w:val="clear"/>
+          </w:tcPr>
+          <w:p>
+            <w:r>
+              <w:rPr>
+                <w:b/>
+                <w:bCs/>
+              </w:rPr>
+              <w:t xml:space="preserve">Capex efficiency</w:t>
+            </w:r>
+          </w:p>
+        </w:tc>
+        <w:tc>
+          <w:tcPr>
+            <w:tcW w:type="dxa" w:w="5800"/>
+          </w:tcPr>
+          <w:p>
+            <w:r>
+              <w:t xml:space="preserve">productive</w:t>
+            </w:r>
+          </w:p>
+        </w:tc>
+      </w:tr>
+    </w:tbl>
     <w:p>
       <w:pPr>
         <w:pStyle w:val="Heading1"/>
         <w:spacing w:after="120" w:before="280"/>
       </w:pPr>
       <w:r>
-        <w:t xml:space="preserve">Bear Case / Key Risks</w:t>
-      </w:r>
-    </w:p>
-    <w:p>
-      <w:pPr>
-        <w:pStyle w:val="ListParagraph"/>
-        <w:numPr>
-          <w:ilvl w:val="0"/>
-          <w:numId w:val="1"/>
-        </w:numPr>
-        <w:spacing w:after="60"/>
-      </w:pPr>
-      <w:r>
-        <w:t xml:space="preserve">Revenue growth (~12% CAGR) is solid but moderate - not the kind of growth math that supports a literal 10x-in-2-3-years or 100x-in-10-years case</w:t>
-      </w:r>
-    </w:p>
-    <w:p>
-      <w:pPr>
-        <w:pStyle w:val="ListParagraph"/>
-        <w:numPr>
-          <w:ilvl w:val="0"/>
-          <w:numId w:val="1"/>
-        </w:numPr>
-        <w:spacing w:after="60"/>
-      </w:pPr>
-      <w:r>
-        <w:t xml:space="preserve">Market cap figures disagree materially across sources (Rs 6,000 Cr vs Rs 8,500 Cr) - valuation not cleanly sized this pass</w:t>
-      </w:r>
-    </w:p>
-    <w:p>
-      <w:pPr>
-        <w:pStyle w:val="ListParagraph"/>
-        <w:numPr>
-          <w:ilvl w:val="0"/>
-          <w:numId w:val="1"/>
-        </w:numPr>
-        <w:spacing w:after="60"/>
-      </w:pPr>
-      <w:r>
-        <w:t xml:space="preserve">Niche/narrow addressable market (ramming mass for induction furnaces) limits TAM expansion optionality</w:t>
+        <w:t xml:space="preserve">Fundamentals-Gap Checks (shareholding · working capital · sector KPIs · scenario analysis)</w:t>
+      </w:r>
+    </w:p>
+    <w:p>
+      <w:pPr>
+        <w:spacing w:after="120"/>
+      </w:pPr>
+      <w:r>
+        <w:rPr>
+          <w:i/>
+          <w:iCs/>
+          <w:color w:val="666666"/>
+          <w:sz w:val="18"/>
+          <w:szCs w:val="18"/>
+        </w:rPr>
+        <w:t xml:space="preserve">Extra fundamentals extracted from the same filings — informational only, not yet consumed by any scoring script.</w:t>
+      </w:r>
+    </w:p>
+    <w:p>
+      <w:pPr>
+        <w:spacing w:after="120"/>
+      </w:pPr>
+      <w:r>
+        <w:rPr>
+          <w:b/>
+          <w:bCs/>
+          <w:sz w:val="20"/>
+          <w:szCs w:val="20"/>
+        </w:rPr>
+        <w:t xml:space="preserve">Shareholding pattern:</w:t>
+      </w:r>
+    </w:p>
+    <w:tbl>
+      <w:tblPr>
+        <w:tblW w:type="dxa" w:w="9000"/>
+        <w:tblBorders>
+          <w:top w:val="single" w:color="auto" w:sz="4"/>
+          <w:left w:val="single" w:color="auto" w:sz="4"/>
+          <w:bottom w:val="single" w:color="auto" w:sz="4"/>
+          <w:right w:val="single" w:color="auto" w:sz="4"/>
+          <w:insideH w:val="single" w:color="auto" w:sz="4"/>
+          <w:insideV w:val="single" w:color="auto" w:sz="4"/>
+        </w:tblBorders>
+      </w:tblPr>
+      <w:tblGrid>
+        <w:gridCol w:w="3200"/>
+        <w:gridCol w:w="5800"/>
+      </w:tblGrid>
+      <w:tr>
+        <w:tc>
+          <w:tcPr>
+            <w:tcW w:type="dxa" w:w="3200"/>
+            <w:shd w:fill="F2F2F2" w:val="clear"/>
+          </w:tcPr>
+          <w:p>
+            <w:r>
+              <w:rPr>
+                <w:b/>
+                <w:bCs/>
+              </w:rPr>
+              <w:t xml:space="preserve">Promoter %</w:t>
+            </w:r>
+          </w:p>
+        </w:tc>
+        <w:tc>
+          <w:tcPr>
+            <w:tcW w:type="dxa" w:w="5800"/>
+          </w:tcPr>
+          <w:p>
+            <w:r>
+              <w:t xml:space="preserve">62.89% (stable)</w:t>
+            </w:r>
+          </w:p>
+        </w:tc>
+      </w:tr>
+      <w:tr>
+        <w:tc>
+          <w:tcPr>
+            <w:tcW w:type="dxa" w:w="3200"/>
+            <w:shd w:fill="F2F2F2" w:val="clear"/>
+          </w:tcPr>
+          <w:p>
+            <w:r>
+              <w:rPr>
+                <w:b/>
+                <w:bCs/>
+              </w:rPr>
+              <w:t xml:space="preserve">Pledge %</w:t>
+            </w:r>
+          </w:p>
+        </w:tc>
+        <w:tc>
+          <w:tcPr>
+            <w:tcW w:type="dxa" w:w="5800"/>
+          </w:tcPr>
+          <w:p>
+            <w:r>
+              <w:t xml:space="preserve">0% (stable)</w:t>
+            </w:r>
+          </w:p>
+        </w:tc>
+      </w:tr>
+      <w:tr>
+        <w:tc>
+          <w:tcPr>
+            <w:tcW w:type="dxa" w:w="3200"/>
+            <w:shd w:fill="F2F2F2" w:val="clear"/>
+          </w:tcPr>
+          <w:p>
+            <w:r>
+              <w:rPr>
+                <w:b/>
+                <w:bCs/>
+              </w:rPr>
+              <w:t xml:space="preserve">FII/DII %</w:t>
+            </w:r>
+          </w:p>
+        </w:tc>
+        <w:tc>
+          <w:tcPr>
+            <w:tcW w:type="dxa" w:w="5800"/>
+          </w:tcPr>
+          <w:p>
+            <w:r>
+              <w:t xml:space="preserve">0.81% (rising)</w:t>
+            </w:r>
+          </w:p>
+        </w:tc>
+      </w:tr>
+      <w:tr>
+        <w:tc>
+          <w:tcPr>
+            <w:tcW w:type="dxa" w:w="3200"/>
+            <w:shd w:fill="F2F2F2" w:val="clear"/>
+          </w:tcPr>
+          <w:p>
+            <w:r>
+              <w:rPr>
+                <w:b/>
+                <w:bCs/>
+              </w:rPr>
+              <w:t xml:space="preserve">Quarters checked</w:t>
+            </w:r>
+          </w:p>
+        </w:tc>
+        <w:tc>
+          <w:tcPr>
+            <w:tcW w:type="dxa" w:w="5800"/>
+          </w:tcPr>
+          <w:p>
+            <w:r>
+              <w:t xml:space="preserve">Sep2025, Dec2025, Mar2026, Jun2026</w:t>
+            </w:r>
+          </w:p>
+        </w:tc>
+      </w:tr>
+    </w:tbl>
+    <w:p>
+      <w:pPr>
+        <w:spacing w:after="120"/>
+      </w:pPr>
+      <w:r>
+        <w:rPr>
+          <w:color w:val="666666"/>
+          <w:sz w:val="18"/>
+          <w:szCs w:val="18"/>
+        </w:rPr>
+        <w:t xml:space="preserve">Promoter holding flat at ~62.9% with zero pledge across all 4 disclosed quarters - clean. FII holding rose from 0.14% (Dec 2025) to 0.81% (Jun 2026, investor count 12-&gt;18) off a tiny base - early institutional interest, not yet meaningful. DII holding negligible (0.0-0.01%).</w:t>
+      </w:r>
+    </w:p>
+    <w:p>
+      <w:pPr>
+        <w:spacing w:after="120"/>
+      </w:pPr>
+      <w:r>
+        <w:rPr>
+          <w:b/>
+          <w:bCs/>
+          <w:sz w:val="20"/>
+          <w:szCs w:val="20"/>
+        </w:rPr>
+        <w:t xml:space="preserve">Working capital:</w:t>
+      </w:r>
+    </w:p>
+    <w:tbl>
+      <w:tblPr>
+        <w:tblW w:type="dxa" w:w="9000"/>
+        <w:tblBorders>
+          <w:top w:val="single" w:color="auto" w:sz="4"/>
+          <w:left w:val="single" w:color="auto" w:sz="4"/>
+          <w:bottom w:val="single" w:color="auto" w:sz="4"/>
+          <w:right w:val="single" w:color="auto" w:sz="4"/>
+          <w:insideH w:val="single" w:color="auto" w:sz="4"/>
+          <w:insideV w:val="single" w:color="auto" w:sz="4"/>
+        </w:tblBorders>
+      </w:tblPr>
+      <w:tblGrid>
+        <w:gridCol w:w="3200"/>
+        <w:gridCol w:w="5800"/>
+      </w:tblGrid>
+      <w:tr>
+        <w:tc>
+          <w:tcPr>
+            <w:tcW w:type="dxa" w:w="3200"/>
+            <w:shd w:fill="F2F2F2" w:val="clear"/>
+          </w:tcPr>
+          <w:p>
+            <w:r>
+              <w:rPr>
+                <w:b/>
+                <w:bCs/>
+              </w:rPr>
+              <w:t xml:space="preserve">Inventory days</w:t>
+            </w:r>
+          </w:p>
+        </w:tc>
+        <w:tc>
+          <w:tcPr>
+            <w:tcW w:type="dxa" w:w="5800"/>
+          </w:tcPr>
+          <w:p>
+            <w:r>
+              <w:t xml:space="preserve">—</w:t>
+            </w:r>
+          </w:p>
+        </w:tc>
+      </w:tr>
+      <w:tr>
+        <w:tc>
+          <w:tcPr>
+            <w:tcW w:type="dxa" w:w="3200"/>
+            <w:shd w:fill="F2F2F2" w:val="clear"/>
+          </w:tcPr>
+          <w:p>
+            <w:r>
+              <w:rPr>
+                <w:b/>
+                <w:bCs/>
+              </w:rPr>
+              <w:t xml:space="preserve">Receivable days</w:t>
+            </w:r>
+          </w:p>
+        </w:tc>
+        <w:tc>
+          <w:tcPr>
+            <w:tcW w:type="dxa" w:w="5800"/>
+          </w:tcPr>
+          <w:p>
+            <w:r>
+              <w:t xml:space="preserve">—</w:t>
+            </w:r>
+          </w:p>
+        </w:tc>
+      </w:tr>
+      <w:tr>
+        <w:tc>
+          <w:tcPr>
+            <w:tcW w:type="dxa" w:w="3200"/>
+            <w:shd w:fill="F2F2F2" w:val="clear"/>
+          </w:tcPr>
+          <w:p>
+            <w:r>
+              <w:rPr>
+                <w:b/>
+                <w:bCs/>
+              </w:rPr>
+              <w:t xml:space="preserve">Payable days</w:t>
+            </w:r>
+          </w:p>
+        </w:tc>
+        <w:tc>
+          <w:tcPr>
+            <w:tcW w:type="dxa" w:w="5800"/>
+          </w:tcPr>
+          <w:p>
+            <w:r>
+              <w:t xml:space="preserve">—</w:t>
+            </w:r>
+          </w:p>
+        </w:tc>
+      </w:tr>
+      <w:tr>
+        <w:tc>
+          <w:tcPr>
+            <w:tcW w:type="dxa" w:w="3200"/>
+            <w:shd w:fill="F2F2F2" w:val="clear"/>
+          </w:tcPr>
+          <w:p>
+            <w:r>
+              <w:rPr>
+                <w:b/>
+                <w:bCs/>
+              </w:rPr>
+              <w:t xml:space="preserve">Cash conversion cycle</w:t>
+            </w:r>
+          </w:p>
+        </w:tc>
+        <w:tc>
+          <w:tcPr>
+            <w:tcW w:type="dxa" w:w="5800"/>
+          </w:tcPr>
+          <w:p>
+            <w:r>
+              <w:t xml:space="preserve">255</w:t>
+            </w:r>
+          </w:p>
+        </w:tc>
+      </w:tr>
+      <w:tr>
+        <w:tc>
+          <w:tcPr>
+            <w:tcW w:type="dxa" w:w="3200"/>
+            <w:shd w:fill="F2F2F2" w:val="clear"/>
+          </w:tcPr>
+          <w:p>
+            <w:r>
+              <w:rPr>
+                <w:b/>
+                <w:bCs/>
+              </w:rPr>
+              <w:t xml:space="preserve">3y trend</w:t>
+            </w:r>
+          </w:p>
+        </w:tc>
+        <w:tc>
+          <w:tcPr>
+            <w:tcW w:type="dxa" w:w="5800"/>
+          </w:tcPr>
+          <w:p>
+            <w:r>
+              <w:t xml:space="preserve">unclear</w:t>
+            </w:r>
+          </w:p>
+        </w:tc>
+      </w:tr>
+      <w:tr>
+        <w:tc>
+          <w:tcPr>
+            <w:tcW w:type="dxa" w:w="3200"/>
+            <w:shd w:fill="F2F2F2" w:val="clear"/>
+          </w:tcPr>
+          <w:p>
+            <w:r>
+              <w:rPr>
+                <w:b/>
+                <w:bCs/>
+              </w:rPr>
+              <w:t xml:space="preserve">Vs sector</w:t>
+            </w:r>
+          </w:p>
+        </w:tc>
+        <w:tc>
+          <w:tcPr>
+            <w:tcW w:type="dxa" w:w="5800"/>
+          </w:tcPr>
+          <w:p>
+            <w:r>
+              <w:t xml:space="preserve">unclear</w:t>
+            </w:r>
+          </w:p>
+        </w:tc>
+      </w:tr>
+    </w:tbl>
+    <w:p>
+      <w:pPr>
+        <w:spacing w:after="120"/>
+      </w:pPr>
+      <w:r>
+        <w:rPr>
+          <w:color w:val="666666"/>
+          <w:sz w:val="18"/>
+          <w:szCs w:val="18"/>
+        </w:rPr>
+        <w:t xml:space="preserve">Cash conversion cycle ~255 days per screener.in (Mar 2026) - quite elongated for a manufacturer; a 2021-era community thread separately flagged debtor days &gt;100 days as a structural weak-cash-conversion pattern, but that isn't the same metric and a clean multi-year point-in-time CCC trend wasn't sourced this pass (open question). Growth funded partly by working-capital build is a real cash-flow caveat given the aggressive new capex/JV plans.</w:t>
+      </w:r>
+    </w:p>
+    <w:p>
+      <w:pPr>
+        <w:spacing w:after="120"/>
+      </w:pPr>
+      <w:r>
+        <w:rPr>
+          <w:b/>
+          <w:bCs/>
+          <w:sz w:val="20"/>
+          <w:szCs w:val="20"/>
+        </w:rPr>
+        <w:t xml:space="preserve">Sector KPIs:</w:t>
+      </w:r>
+    </w:p>
+    <w:p>
+      <w:pPr>
+        <w:pStyle w:val="ListParagraph"/>
+        <w:numPr>
+          <w:ilvl w:val="0"/>
+          <w:numId w:val="1"/>
+        </w:numPr>
+        <w:spacing w:after="60"/>
+      </w:pPr>
+      <w:r>
+        <w:t xml:space="preserve">Capacity utilisation: ~89% (pre-expansion) (improving) — cited as rationale for the Rs20cr organic expansion announced Apr-2026</w:t>
+      </w:r>
+    </w:p>
+    <w:p>
+      <w:pPr>
+        <w:pStyle w:val="ListParagraph"/>
+        <w:numPr>
+          <w:ilvl w:val="0"/>
+          <w:numId w:val="1"/>
+        </w:numPr>
+        <w:spacing w:after="60"/>
+      </w:pPr>
+      <w:r>
+        <w:t xml:space="preserve">Group manufacturing capacity: 534,000 MTPA (pre-JV) -&gt; ~884,000 MTPA including the new 350,000 MTPA Odisha JV (improving) — TRL Krosaki JV announced Sept-2026, ~Rs100cr initial investment</w:t>
+      </w:r>
+    </w:p>
+    <w:p>
+      <w:pPr>
+        <w:pStyle w:val="ListParagraph"/>
+        <w:numPr>
+          <w:ilvl w:val="0"/>
+          <w:numId w:val="1"/>
+        </w:numPr>
+        <w:spacing w:after="60"/>
+      </w:pPr>
+      <w:r>
+        <w:t xml:space="preserve">EBITDA / operating margin: 27.24% (Q1 FY27) vs 29.65% record (Q3 FY26) (stable) — near record highs; slight QoQ softening in Q1 FY27</w:t>
+      </w:r>
+    </w:p>
+    <w:p>
+      <w:pPr>
+        <w:spacing w:after="120"/>
+      </w:pPr>
+      <w:r>
+        <w:rPr>
+          <w:b/>
+          <w:bCs/>
+          <w:sz w:val="20"/>
+          <w:szCs w:val="20"/>
+        </w:rPr>
+        <w:t xml:space="preserve">Scenario analysis (closest to: bull):</w:t>
+      </w:r>
+    </w:p>
+    <w:tbl>
+      <w:tblPr>
+        <w:tblW w:type="dxa" w:w="9000"/>
+        <w:tblBorders>
+          <w:top w:val="single" w:color="auto" w:sz="4"/>
+          <w:left w:val="single" w:color="auto" w:sz="4"/>
+          <w:bottom w:val="single" w:color="auto" w:sz="4"/>
+          <w:right w:val="single" w:color="auto" w:sz="4"/>
+          <w:insideH w:val="single" w:color="auto" w:sz="4"/>
+          <w:insideV w:val="single" w:color="auto" w:sz="4"/>
+        </w:tblBorders>
+      </w:tblPr>
+      <w:tblGrid>
+        <w:gridCol w:w="3200"/>
+        <w:gridCol w:w="5800"/>
+      </w:tblGrid>
+      <w:tr>
+        <w:tc>
+          <w:tcPr>
+            <w:tcW w:type="dxa" w:w="3200"/>
+            <w:shd w:fill="F2F2F2" w:val="clear"/>
+          </w:tcPr>
+          <w:p>
+            <w:r>
+              <w:rPr>
+                <w:b/>
+                <w:bCs/>
+              </w:rPr>
+              <w:t xml:space="preserve">Bull</w:t>
+            </w:r>
+          </w:p>
+        </w:tc>
+        <w:tc>
+          <w:tcPr>
+            <w:tcW w:type="dxa" w:w="5800"/>
+          </w:tcPr>
+          <w:p>
+            <w:r>
+              <w:t xml:space="preserve">rev CAGR 40%, FY28 margin 29%, FY28 EPS 25, exit 30x, implied price 750 (-57% vs CMP)</w:t>
+            </w:r>
+          </w:p>
+        </w:tc>
+      </w:tr>
+      <w:tr>
+        <w:tc>
+          <w:tcPr>
+            <w:tcW w:type="dxa" w:w="3200"/>
+            <w:shd w:fill="F2F2F2" w:val="clear"/>
+          </w:tcPr>
+          <w:p>
+            <w:r>
+              <w:rPr>
+                <w:b/>
+                <w:bCs/>
+              </w:rPr>
+              <w:t xml:space="preserve">Base</w:t>
+            </w:r>
+          </w:p>
+        </w:tc>
+        <w:tc>
+          <w:tcPr>
+            <w:tcW w:type="dxa" w:w="5800"/>
+          </w:tcPr>
+          <w:p>
+            <w:r>
+              <w:t xml:space="preserve">rev CAGR 25%, FY28 margin 27%, FY28 EPS 18.7, exit 22x, implied price 411 (-76% vs CMP)</w:t>
+            </w:r>
+          </w:p>
+        </w:tc>
+      </w:tr>
+      <w:tr>
+        <w:tc>
+          <w:tcPr>
+            <w:tcW w:type="dxa" w:w="3200"/>
+            <w:shd w:fill="F2F2F2" w:val="clear"/>
+          </w:tcPr>
+          <w:p>
+            <w:r>
+              <w:rPr>
+                <w:b/>
+                <w:bCs/>
+              </w:rPr>
+              <w:t xml:space="preserve">Bear</w:t>
+            </w:r>
+          </w:p>
+        </w:tc>
+        <w:tc>
+          <w:tcPr>
+            <w:tcW w:type="dxa" w:w="5800"/>
+          </w:tcPr>
+          <w:p>
+            <w:r>
+              <w:t xml:space="preserve">rev CAGR 12%, FY28 margin 23%, FY28 EPS 13.5, exit 14x, implied price 189 (-89% vs CMP)</w:t>
+            </w:r>
+          </w:p>
+        </w:tc>
+      </w:tr>
+    </w:tbl>
+    <w:p>
+      <w:pPr>
+        <w:spacing w:after="120"/>
+      </w:pPr>
+      <w:r>
+        <w:rPr>
+          <w:color w:val="666666"/>
+          <w:sz w:val="18"/>
+          <w:szCs w:val="18"/>
+        </w:rPr>
+        <w:t xml:space="preserve">Even the bull scenario (40% revenue CAGR, margin holding near record ~29%, a generous 30x exit) implies a price well below CMP (~Rs750 vs ~Rs1,732) - the market is pricing in materially more than this framework's bull case, consistent with market_expectation's 'over-optimistic' read. What has to be true for the bull case: organic expansion + Odisha JV both ramp on schedule with no margin give-back. What breaks toward bear: steel-cycle demand softness, raw-material cost spikes, or JV execution slippage, compressing both growth and the exit multiple.</w:t>
       </w:r>
     </w:p>
     <w:p>
@@ -427,7 +3190,32 @@
         <w:spacing w:after="120" w:before="280"/>
       </w:pPr>
       <w:r>
-        <w:t xml:space="preserve">Market-Cap Tier (informational — not a gate in this project)</w:t>
+        <w:t xml:space="preserve">Technical Read (Weekly / Monthly MACD + Bollinger Bands, or RSI/CCI/Williams %R proxy)</w:t>
+      </w:r>
+    </w:p>
+    <w:p>
+      <w:pPr>
+        <w:spacing w:after="120"/>
+      </w:pPr>
+      <w:r>
+        <w:t xml:space="preserve">52-week range Rs 561-1,944; CMP ~Rs 1,732 (screener.in) - not independently re-pulled with fresh TA this pass (deep-dive budget spent on fundamentals/filings).</w:t>
+      </w:r>
+    </w:p>
+    <w:p>
+      <w:pPr>
+        <w:pStyle w:val="Heading1"/>
+        <w:spacing w:after="120" w:before="280"/>
+      </w:pPr>
+      <w:r>
+        <w:t xml:space="preserve">ValuePickr Community Signal</w:t>
+      </w:r>
+    </w:p>
+    <w:p>
+      <w:pPr>
+        <w:spacing w:after="120"/>
+      </w:pPr>
+      <w:r>
+        <w:t xml:space="preserve">ValuePickr thread found: topic_id 56774, 'Raghav Productivity Enhancers (RPEL)'. A WebFetch attempt this pass returned only stale, ~2021-era cached content (historical bull/bear framework - 30% ROCE, DSIR R&amp;D center, 20% price premium claims, working-capital/debtor-day concerns, preferential-allotment dilution at a discount) - no current (2026) posts were retrieved; a fresh browser-based re-read is an open item.</w:t>
       </w:r>
     </w:p>
     <w:p>
@@ -438,8 +3226,216 @@
         <w:rPr>
           <w:b/>
           <w:bCs/>
-        </w:rPr>
-        <w:t xml:space="preserve">Mid-cap (~Rs 6,000-8,500 Cr, source-dependent)</w:t>
+          <w:sz w:val="20"/>
+          <w:szCs w:val="20"/>
+        </w:rPr>
+        <w:t xml:space="preserve">High-conviction call from a top contributor: </w:t>
+      </w:r>
+      <w:r>
+        <w:rPr>
+          <w:sz w:val="20"/>
+          <w:szCs w:val="20"/>
+        </w:rPr>
+        <w:t xml:space="preserve">2021-era thread content only (see sentiment_summary) - not a current read; flagged as an open question for a future pass.</w:t>
+      </w:r>
+    </w:p>
+    <w:p>
+      <w:pPr>
+        <w:pStyle w:val="Heading1"/>
+        <w:spacing w:after="120" w:before="280"/>
+      </w:pPr>
+      <w:r>
+        <w:t xml:space="preserve">BSE Corporate Actions / Other Red Flags</w:t>
+      </w:r>
+    </w:p>
+    <w:p>
+      <w:pPr>
+        <w:spacing w:after="120"/>
+      </w:pPr>
+      <w:r>
+        <w:t xml:space="preserve">8-Sep-2026: JV with TRL Krosaki Refractories for a 350,000 MTPA Odisha plant (~Rs100cr). Apr-2026: organic capacity expansion of 120,000 MTPA (Rs20cr capex, internal accruals), targeted completion ~Oct-2026, cited pre-expansion utilisation ~89%. No red flags (pledge/auditor/SEBI) found in filings reviewed this pass.</w:t>
+      </w:r>
+    </w:p>
+    <w:p>
+      <w:pPr>
+        <w:pStyle w:val="Heading1"/>
+        <w:spacing w:after="120" w:before="280"/>
+      </w:pPr>
+      <w:r>
+        <w:t xml:space="preserve">Bull Case</w:t>
+      </w:r>
+    </w:p>
+    <w:p>
+      <w:pPr>
+        <w:pStyle w:val="ListParagraph"/>
+        <w:numPr>
+          <w:ilvl w:val="0"/>
+          <w:numId w:val="1"/>
+        </w:numPr>
+        <w:spacing w:after="60"/>
+      </w:pPr>
+      <w:r>
+        <w:t xml:space="preserve">High-quality metrics: ROCE ~30%, ROE ~24%, near debt-free, and revenue/PAT growth has re-accelerated sharply (FY26 PAT +48.2% YoY, Q1 FY27 PAT +67.6% YoY) - well past the prior pass's ~12% CAGR read</w:t>
+      </w:r>
+    </w:p>
+    <w:p>
+      <w:pPr>
+        <w:pStyle w:val="ListParagraph"/>
+        <w:numPr>
+          <w:ilvl w:val="0"/>
+          <w:numId w:val="1"/>
+        </w:numPr>
+        <w:spacing w:after="60"/>
+      </w:pPr>
+      <w:r>
+        <w:t xml:space="preserve">Two concurrent capacity levers: organic +120,000 MTPA (Rs20cr, internal accruals, ~Oct-2026 commissioning, ~89% pre-expansion utilisation) plus a new ~Rs100cr JV with TRL Krosaki Refractories for a 350,000 MTPA Odisha plant - a credible global refractories partner de-risks execution on the JV leg somewhat</w:t>
+      </w:r>
+    </w:p>
+    <w:p>
+      <w:pPr>
+        <w:pStyle w:val="ListParagraph"/>
+        <w:numPr>
+          <w:ilvl w:val="0"/>
+          <w:numId w:val="1"/>
+        </w:numPr>
+        <w:spacing w:after="60"/>
+      </w:pPr>
+      <w:r>
+        <w:t xml:space="preserve">Niche leadership position in ramming mass for induction furnaces, tied to India's growing steel/recycled-steel capacity, now also expanding into East India and 40+ export markets</w:t>
+      </w:r>
+    </w:p>
+    <w:p>
+      <w:pPr>
+        <w:pStyle w:val="ListParagraph"/>
+        <w:numPr>
+          <w:ilvl w:val="0"/>
+          <w:numId w:val="1"/>
+        </w:numPr>
+        <w:spacing w:after="60"/>
+      </w:pPr>
+      <w:r>
+        <w:t xml:space="preserve">Clean shareholding: promoter holding flat ~62.9% with zero pledge across all 4 disclosed quarters; FII interest rising (0.14%-&gt;0.81%) off a small base</w:t>
+      </w:r>
+    </w:p>
+    <w:p>
+      <w:pPr>
+        <w:pStyle w:val="ListParagraph"/>
+        <w:numPr>
+          <w:ilvl w:val="0"/>
+          <w:numId w:val="1"/>
+        </w:numPr>
+        <w:spacing w:after="60"/>
+      </w:pPr>
+      <w:r>
+        <w:t xml:space="preserve">Very-high-conviction bullish X lead (@jeevanpatwa), though untrusted/unverified</w:t>
+      </w:r>
+    </w:p>
+    <w:p>
+      <w:pPr>
+        <w:pStyle w:val="Heading1"/>
+        <w:spacing w:after="120" w:before="280"/>
+      </w:pPr>
+      <w:r>
+        <w:t xml:space="preserve">Bear Case / Key Risks</w:t>
+      </w:r>
+    </w:p>
+    <w:p>
+      <w:pPr>
+        <w:pStyle w:val="ListParagraph"/>
+        <w:numPr>
+          <w:ilvl w:val="0"/>
+          <w:numId w:val="1"/>
+        </w:numPr>
+        <w:spacing w:after="60"/>
+      </w:pPr>
+      <w:r>
+        <w:t xml:space="preserve">Valuation is now extreme: ~127x trailing P/E, ~32x P/B (screener.in) - even a bullish 40% revenue-CAGR/record-margin scenario at a generous 30x exit multiple implies a price well below CMP (see scenario_analysis)</w:t>
+      </w:r>
+    </w:p>
+    <w:p>
+      <w:pPr>
+        <w:pStyle w:val="ListParagraph"/>
+        <w:numPr>
+          <w:ilvl w:val="0"/>
+          <w:numId w:val="1"/>
+        </w:numPr>
+        <w:spacing w:after="60"/>
+      </w:pPr>
+      <w:r>
+        <w:t xml:space="preserve">Working-capital cycle is elongated at ~255 days (Mar 2026) - a 2021-era community read separately flagged debtor days &gt;100 as a structural weak-cash-conversion pattern; growth is partly cash-consumptive</w:t>
+      </w:r>
+    </w:p>
+    <w:p>
+      <w:pPr>
+        <w:pStyle w:val="ListParagraph"/>
+        <w:numPr>
+          <w:ilvl w:val="0"/>
+          <w:numId w:val="1"/>
+        </w:numPr>
+        <w:spacing w:after="60"/>
+      </w:pPr>
+      <w:r>
+        <w:t xml:space="preserve">Press/analyst commentary flags a rise in related-party transactions and (historically, per the 2021 VP-thread read) preferential equity issuances at a discount to market price - a governance watch-item not independently verified against the current AR RPT note this pass</w:t>
+      </w:r>
+    </w:p>
+    <w:p>
+      <w:pPr>
+        <w:pStyle w:val="ListParagraph"/>
+        <w:numPr>
+          <w:ilvl w:val="0"/>
+          <w:numId w:val="1"/>
+        </w:numPr>
+        <w:spacing w:after="60"/>
+      </w:pPr>
+      <w:r>
+        <w:t xml:space="preserve">New ~Rs100cr Odisha JV with TRL Krosaki is unproven - RPEL's first move into a new geography/partnership structure, no track record yet on this specific capital allocation, and construction timeline/RPEL's exact stake weren't disclosed in what was sourced</w:t>
+      </w:r>
+    </w:p>
+    <w:p>
+      <w:pPr>
+        <w:pStyle w:val="ListParagraph"/>
+        <w:numPr>
+          <w:ilvl w:val="0"/>
+          <w:numId w:val="1"/>
+        </w:numPr>
+        <w:spacing w:after="60"/>
+      </w:pPr>
+      <w:r>
+        <w:t xml:space="preserve">Niche/narrow addressable market (ramming mass for induction furnaces) limits TAM expansion optionality even with geographic/export growth</w:t>
+      </w:r>
+    </w:p>
+    <w:p>
+      <w:pPr>
+        <w:pStyle w:val="ListParagraph"/>
+        <w:numPr>
+          <w:ilvl w:val="0"/>
+          <w:numId w:val="1"/>
+        </w:numPr>
+        <w:spacing w:after="60"/>
+      </w:pPr>
+      <w:r>
+        <w:t xml:space="preserve">Company itself is aggressively adding capacity (organic + JV, near-doubling group capacity) into a fairly niche, India-steel-cycle-linked demand pool - a capital-cycle caution flag</w:t>
+      </w:r>
+    </w:p>
+    <w:p>
+      <w:pPr>
+        <w:pStyle w:val="Heading1"/>
+        <w:spacing w:after="120" w:before="280"/>
+      </w:pPr>
+      <w:r>
+        <w:t xml:space="preserve">Market-Cap Tier (informational — not a gate in this project)</w:t>
+      </w:r>
+    </w:p>
+    <w:p>
+      <w:pPr>
+        <w:spacing w:after="120"/>
+      </w:pPr>
+      <w:r>
+        <w:rPr>
+          <w:b/>
+          <w:bCs/>
+        </w:rPr>
+        <w:t xml:space="preserve">Mid-cap (~Rs 7,950-8,000 Cr, screener.in Sept 2026)</w:t>
       </w:r>
     </w:p>
     <w:p>
@@ -475,7 +3471,7 @@
           <w:sz w:val="20"/>
           <w:szCs w:val="20"/>
         </w:rPr>
-        <w:t xml:space="preserve">4-box gate — tailwind: yes · TAM: weak · moat: weak · valuation: weak  (score 2.5 / 4)</w:t>
+        <w:t xml:space="preserve">4-box gate — tailwind: yes · TAM: weak · moat: weak · valuation: no  (score 2 / 4)</w:t>
       </w:r>
     </w:p>
     <w:p>
@@ -490,7 +3486,7 @@
           <w:sz w:val="20"/>
           <w:szCs w:val="20"/>
         </w:rPr>
-        <w:t xml:space="preserve">Strong quality metrics (ROCE/ROE/debt) but moderate ~12% revenue growth and a narrow niche TAM - score in the 2.0-2.5 default-neither band, no exception written.</w:t>
+        <w:t xml:space="preserve">tailwind intact (steel/induction-furnace capacity growth + the company's own aggressive capacity build-out); tam and moat still only 'weak' - niche refractory market, R&amp;D/price-premium moat claims from a stale (2021) source not reverified this pass; valuation moved from 'weak' to 'no' this pass - 127x trailing P/E and 32x P/B (vs a debt-free, 30% ROCE quality profile) already price in years of hyper-growth via an unproven new JV. Score 2.0 sits in the 2.0-2.5 band -&gt; thesis_fit 'neither' (no exception written).</w:t>
       </w:r>
     </w:p>
     <w:p>
@@ -513,46 +3509,59 @@
           <w:sz w:val="24"/>
           <w:szCs w:val="24"/>
         </w:rPr>
-        <w:t xml:space="preserve">High-ROCE, debt-free niche refractory-materials leader with solid but moderate (~12%) revenue growth - fundamentals are good but don't support a 10x/100x growth-math case; thesis_fit 'neither', conviction Medium.</w:t>
-      </w:r>
-    </w:p>
-    <w:p>
-      <w:pPr>
-        <w:pStyle w:val="ListParagraph"/>
-        <w:numPr>
-          <w:ilvl w:val="0"/>
-          <w:numId w:val="1"/>
-        </w:numPr>
-        <w:spacing w:after="60"/>
-      </w:pPr>
-      <w:r>
-        <w:t xml:space="preserve">four_box score = 2.5 (tailwind yes - steel/induction-furnace capacity growth; tam weak - narrow refractory niche; moat weak - moderate niche leadership, not independently verified; valuation weak - market cap uncertain, growth moderate relative to cap) - score 2.0-2.5 defaults to 'neither' per the fast-triage rule, no exception written</w:t>
-      </w:r>
-    </w:p>
-    <w:p>
-      <w:pPr>
-        <w:pStyle w:val="ListParagraph"/>
-        <w:numPr>
-          <w:ilvl w:val="0"/>
-          <w:numId w:val="1"/>
-        </w:numPr>
-        <w:spacing w:after="60"/>
-      </w:pPr>
-      <w:r>
-        <w:t xml:space="preserve">No red flag found</w:t>
-      </w:r>
-    </w:p>
-    <w:p>
-      <w:pPr>
-        <w:pStyle w:val="ListParagraph"/>
-        <w:numPr>
-          <w:ilvl w:val="0"/>
-          <w:numId w:val="1"/>
-        </w:numPr>
-        <w:spacing w:after="60"/>
-      </w:pPr>
-      <w:r>
-        <w:t xml:space="preserve">Fast triage only - ValuePickr thread (56774) exists but not deep-read; market cap discrepancy across sources flagged as an open item for a fuller pass</w:t>
+        <w:t xml:space="preserve">High-ROCE, debt-free refractory-materials leader whose growth has genuinely accelerated (FY26 PAT +48.2%, Q1 FY27 PAT +67.6% YoY) on a two-pronged capacity expansion (organic + new TRL Krosaki JV) - but the stock has re-rated to ~127x P/E / 32x P/B, a level that already prices in years of hyper-growth from an unproven new JV; combined with a ~255-day working-capital cycle and rising RPTs, thesis_fit stays 'neither' and conviction holds at Medium.</w:t>
+      </w:r>
+    </w:p>
+    <w:p>
+      <w:pPr>
+        <w:pStyle w:val="ListParagraph"/>
+        <w:numPr>
+          <w:ilvl w:val="0"/>
+          <w:numId w:val="1"/>
+        </w:numPr>
+        <w:spacing w:after="60"/>
+      </w:pPr>
+      <w:r>
+        <w:t xml:space="preserve">four_box score = 2.0 this pass (down from 2.5): tailwind yes (steel/induction-furnace capacity growth plus the company's own aggressive capacity build-out); tam weak (niche refractory market - geographic/export expansion helps but doesn't change the underlying category size); moat weak (DSIR R&amp;D-center/price-premium/market-leadership claims are from a stale 2021 source, not reverified this pass); valuation moved from 'weak' to 'no' this pass - ~127x P/E / ~32x P/B is genuinely rich and no longer just 'not cheap'. Score 2.0 sits in the 2.0-2.5 band -&gt; defaults to 'neither', no written exception (valuation box is 'no' not 'yes', growth strength alone isn't 'un-ignorable' given how much is already priced in, and this isn't the large-cap named-inflection case)</w:t>
+      </w:r>
+    </w:p>
+    <w:p>
+      <w:pPr>
+        <w:pStyle w:val="ListParagraph"/>
+        <w:numPr>
+          <w:ilvl w:val="0"/>
+          <w:numId w:val="1"/>
+        </w:numPr>
+        <w:spacing w:after="60"/>
+      </w:pPr>
+      <w:r>
+        <w:t xml:space="preserve">No red flag found; promoter holding flat ~62.9% with zero pledge across all 4 disclosed quarters (Sep2025-Jun2026) is clean</w:t>
+      </w:r>
+    </w:p>
+    <w:p>
+      <w:pPr>
+        <w:pStyle w:val="ListParagraph"/>
+        <w:numPr>
+          <w:ilvl w:val="0"/>
+          <w:numId w:val="1"/>
+        </w:numPr>
+        <w:spacing w:after="60"/>
+      </w:pPr>
+      <w:r>
+        <w:t xml:space="preserve">Net effect on conviction: operational picture has genuinely improved (growth re-acceleration, record margins, still debt-free) but valuation has become materially richer and new caution flags emerged (255-day working-capital cycle, rising RPTs, an unproven new JV) - these roughly offset, so conviction is held at Medium (unchanged) rather than upgraded</w:t>
+      </w:r>
+    </w:p>
+    <w:p>
+      <w:pPr>
+        <w:pStyle w:val="ListParagraph"/>
+        <w:numPr>
+          <w:ilvl w:val="0"/>
+          <w:numId w:val="1"/>
+        </w:numPr>
+        <w:spacing w:after="60"/>
+      </w:pPr>
+      <w:r>
+        <w:t xml:space="preserve">Deep-dive pass 1 (previously fast-triage only): reviewed screener.in, Trendlyne shareholding pattern, ~5 quarters of results press coverage (Q1 FY26 - Q1 FY27), and recent BSE/press capacity-expansion + JV announcements. ValuePickr thread (56774) WebFetch returned only stale 2021-era cached content - not independently re-read fresh this pass, flagged as an open question</w:t>
       </w:r>
     </w:p>
     <w:p>
